--- a/docs.docx
+++ b/docs.docx
@@ -26,7 +26,8 @@
         <w:rPr>
           <w:b/>
           <w:bCs/>
-          <w:sz w:val="28"/>
+          <w:sz w:val="36"/>
+          <w:szCs w:val="36"/>
           <w:lang w:val="en-US"/>
         </w:rPr>
       </w:pPr>
@@ -34,7 +35,8 @@
         <w:rPr>
           <w:b/>
           <w:bCs/>
-          <w:sz w:val="28"/>
+          <w:sz w:val="36"/>
+          <w:szCs w:val="36"/>
           <w:lang w:val="en-US"/>
         </w:rPr>
         <w:t>Quản Lí Nhân Sự</w:t>
@@ -66,46 +68,50 @@
         <w:tblLook w:val="04A0" w:firstRow="1" w:lastRow="0" w:firstColumn="1" w:lastColumn="0" w:noHBand="0" w:noVBand="1"/>
       </w:tblPr>
       <w:tblGrid>
-        <w:gridCol w:w="1330"/>
-        <w:gridCol w:w="1288"/>
-        <w:gridCol w:w="1275"/>
-        <w:gridCol w:w="1355"/>
-        <w:gridCol w:w="1355"/>
-        <w:gridCol w:w="1492"/>
-        <w:gridCol w:w="1175"/>
-        <w:gridCol w:w="1186"/>
+        <w:gridCol w:w="1307"/>
+        <w:gridCol w:w="1307"/>
+        <w:gridCol w:w="1307"/>
+        <w:gridCol w:w="1307"/>
+        <w:gridCol w:w="977"/>
+        <w:gridCol w:w="1710"/>
+        <w:gridCol w:w="1234"/>
+        <w:gridCol w:w="1307"/>
       </w:tblGrid>
       <w:tr>
         <w:tc>
           <w:tcPr>
-            <w:tcW w:w="1330" w:type="dxa"/>
-          </w:tcPr>
-          <w:p>
-            <w:pPr>
-              <w:rPr>
-                <w:rFonts w:cstheme="minorHAnsi"/>
-                <w:b/>
-                <w:bCs/>
-                <w:lang w:val="en-US"/>
-              </w:rPr>
-            </w:pPr>
-            <w:r>
-              <w:rPr>
-                <w:rFonts w:cstheme="minorHAnsi"/>
-                <w:b/>
-                <w:bCs/>
-                <w:lang w:val="en-US"/>
-              </w:rPr>
-              <w:t>Mã Nhân Viên</w:t>
-            </w:r>
-          </w:p>
-        </w:tc>
-        <w:tc>
-          <w:tcPr>
-            <w:tcW w:w="1288" w:type="dxa"/>
-          </w:tcPr>
-          <w:p>
-            <w:pPr>
+            <w:tcW w:w="1307" w:type="dxa"/>
+            <w:vAlign w:val="center"/>
+          </w:tcPr>
+          <w:p>
+            <w:pPr>
+              <w:spacing w:before="240"/>
+              <w:rPr>
+                <w:rFonts w:cstheme="minorHAnsi"/>
+                <w:b/>
+                <w:bCs/>
+                <w:lang w:val="en-US"/>
+              </w:rPr>
+            </w:pPr>
+            <w:r>
+              <w:rPr>
+                <w:rFonts w:cstheme="minorHAnsi"/>
+                <w:b/>
+                <w:bCs/>
+                <w:lang w:val="en-US"/>
+              </w:rPr>
+              <w:t>Mã</w:t>
+            </w:r>
+          </w:p>
+        </w:tc>
+        <w:tc>
+          <w:tcPr>
+            <w:tcW w:w="1307" w:type="dxa"/>
+            <w:vAlign w:val="center"/>
+          </w:tcPr>
+          <w:p>
+            <w:pPr>
+              <w:spacing w:before="240"/>
               <w:rPr>
                 <w:rFonts w:cstheme="minorHAnsi"/>
                 <w:b/>
@@ -126,10 +132,12 @@
         </w:tc>
         <w:tc>
           <w:tcPr>
-            <w:tcW w:w="1275" w:type="dxa"/>
-          </w:tcPr>
-          <w:p>
-            <w:pPr>
+            <w:tcW w:w="1307" w:type="dxa"/>
+            <w:vAlign w:val="center"/>
+          </w:tcPr>
+          <w:p>
+            <w:pPr>
+              <w:spacing w:before="240"/>
               <w:rPr>
                 <w:rFonts w:cstheme="minorHAnsi"/>
                 <w:b/>
@@ -150,10 +158,12 @@
         </w:tc>
         <w:tc>
           <w:tcPr>
-            <w:tcW w:w="1355" w:type="dxa"/>
-          </w:tcPr>
-          <w:p>
-            <w:pPr>
+            <w:tcW w:w="1307" w:type="dxa"/>
+            <w:vAlign w:val="center"/>
+          </w:tcPr>
+          <w:p>
+            <w:pPr>
+              <w:spacing w:before="240"/>
               <w:rPr>
                 <w:rFonts w:cstheme="minorHAnsi"/>
                 <w:b/>
@@ -174,10 +184,12 @@
         </w:tc>
         <w:tc>
           <w:tcPr>
-            <w:tcW w:w="1355" w:type="dxa"/>
-          </w:tcPr>
-          <w:p>
-            <w:pPr>
+            <w:tcW w:w="977" w:type="dxa"/>
+            <w:vAlign w:val="center"/>
+          </w:tcPr>
+          <w:p>
+            <w:pPr>
+              <w:spacing w:before="240"/>
               <w:rPr>
                 <w:rFonts w:cstheme="minorHAnsi"/>
                 <w:b/>
@@ -198,34 +210,47 @@
         </w:tc>
         <w:tc>
           <w:tcPr>
-            <w:tcW w:w="1492" w:type="dxa"/>
-          </w:tcPr>
-          <w:p>
-            <w:pPr>
-              <w:rPr>
-                <w:rFonts w:cstheme="minorHAnsi"/>
-                <w:b/>
-                <w:bCs/>
-                <w:lang w:val="en-US"/>
-              </w:rPr>
-            </w:pPr>
-            <w:r>
-              <w:rPr>
-                <w:rFonts w:cstheme="minorHAnsi"/>
-                <w:b/>
-                <w:bCs/>
-                <w:lang w:val="en-US"/>
-              </w:rPr>
-              <w:t>Giờ làm (Theo thái)</w:t>
-            </w:r>
-          </w:p>
-        </w:tc>
-        <w:tc>
-          <w:tcPr>
-            <w:tcW w:w="1175" w:type="dxa"/>
-          </w:tcPr>
-          <w:p>
-            <w:pPr>
+            <w:tcW w:w="1710" w:type="dxa"/>
+            <w:vAlign w:val="center"/>
+          </w:tcPr>
+          <w:p>
+            <w:pPr>
+              <w:spacing w:before="240"/>
+              <w:rPr>
+                <w:rFonts w:cstheme="minorHAnsi"/>
+                <w:b/>
+                <w:bCs/>
+                <w:lang w:val="en-US"/>
+              </w:rPr>
+            </w:pPr>
+            <w:r>
+              <w:rPr>
+                <w:rFonts w:cstheme="minorHAnsi"/>
+                <w:b/>
+                <w:bCs/>
+                <w:lang w:val="en-US"/>
+              </w:rPr>
+              <w:t xml:space="preserve">Giờ làm (Theo </w:t>
+            </w:r>
+            <w:r>
+              <w:rPr>
+                <w:rFonts w:cstheme="minorHAnsi"/>
+                <w:b/>
+                <w:bCs/>
+                <w:lang w:val="en-US"/>
+              </w:rPr>
+              <w:t>tháng)</w:t>
+            </w:r>
+          </w:p>
+        </w:tc>
+        <w:tc>
+          <w:tcPr>
+            <w:tcW w:w="1234" w:type="dxa"/>
+            <w:vAlign w:val="center"/>
+          </w:tcPr>
+          <w:p>
+            <w:pPr>
+              <w:spacing w:before="240"/>
               <w:rPr>
                 <w:rFonts w:cstheme="minorHAnsi"/>
                 <w:b/>
@@ -246,10 +271,12 @@
         </w:tc>
         <w:tc>
           <w:tcPr>
-            <w:tcW w:w="1186" w:type="dxa"/>
-          </w:tcPr>
-          <w:p>
-            <w:pPr>
+            <w:tcW w:w="1307" w:type="dxa"/>
+            <w:vAlign w:val="center"/>
+          </w:tcPr>
+          <w:p>
+            <w:pPr>
+              <w:spacing w:before="240"/>
               <w:rPr>
                 <w:rFonts w:cstheme="minorHAnsi"/>
                 <w:b/>
@@ -265,6 +292,645 @@
                 <w:lang w:val="en-US"/>
               </w:rPr>
               <w:t>Trạng thái</w:t>
+            </w:r>
+          </w:p>
+        </w:tc>
+      </w:tr>
+      <w:tr>
+        <w:tc>
+          <w:tcPr>
+            <w:tcW w:w="1307" w:type="dxa"/>
+            <w:vAlign w:val="center"/>
+          </w:tcPr>
+          <w:p>
+            <w:pPr>
+              <w:spacing w:before="240"/>
+              <w:rPr>
+                <w:rFonts w:cstheme="minorHAnsi"/>
+                <w:b/>
+                <w:bCs/>
+                <w:lang w:val="en-US"/>
+              </w:rPr>
+            </w:pPr>
+            <w:r>
+              <w:rPr>
+                <w:rFonts w:cstheme="minorHAnsi"/>
+                <w:b/>
+                <w:bCs/>
+                <w:lang w:val="en-US"/>
+              </w:rPr>
+              <w:t>E26_001</w:t>
+            </w:r>
+          </w:p>
+        </w:tc>
+        <w:tc>
+          <w:tcPr>
+            <w:tcW w:w="1307" w:type="dxa"/>
+            <w:vAlign w:val="center"/>
+          </w:tcPr>
+          <w:p>
+            <w:pPr>
+              <w:spacing w:before="240"/>
+              <w:rPr>
+                <w:rFonts w:cstheme="minorHAnsi"/>
+                <w:b/>
+                <w:bCs/>
+                <w:lang w:val="en-US"/>
+              </w:rPr>
+            </w:pPr>
+            <w:r>
+              <w:rPr>
+                <w:rFonts w:cstheme="minorHAnsi"/>
+                <w:b/>
+                <w:bCs/>
+                <w:lang w:val="en-US"/>
+              </w:rPr>
+              <w:t>DTG Bảo</w:t>
+            </w:r>
+          </w:p>
+        </w:tc>
+        <w:tc>
+          <w:tcPr>
+            <w:tcW w:w="1307" w:type="dxa"/>
+            <w:vAlign w:val="center"/>
+          </w:tcPr>
+          <w:p>
+            <w:pPr>
+              <w:spacing w:before="240"/>
+              <w:rPr>
+                <w:rFonts w:cstheme="minorHAnsi"/>
+                <w:b/>
+                <w:bCs/>
+                <w:lang w:val="en-US"/>
+              </w:rPr>
+            </w:pPr>
+            <w:r>
+              <w:rPr>
+                <w:rFonts w:cstheme="minorHAnsi"/>
+                <w:b/>
+                <w:bCs/>
+                <w:lang w:val="en-US"/>
+              </w:rPr>
+              <w:t>Quản Lí</w:t>
+            </w:r>
+          </w:p>
+        </w:tc>
+        <w:tc>
+          <w:tcPr>
+            <w:tcW w:w="1307" w:type="dxa"/>
+            <w:vAlign w:val="center"/>
+          </w:tcPr>
+          <w:p>
+            <w:pPr>
+              <w:spacing w:before="240"/>
+              <w:rPr>
+                <w:rFonts w:cstheme="minorHAnsi"/>
+                <w:b/>
+                <w:bCs/>
+                <w:lang w:val="en-US"/>
+              </w:rPr>
+            </w:pPr>
+            <w:r>
+              <w:rPr>
+                <w:rFonts w:cstheme="minorHAnsi"/>
+                <w:b/>
+                <w:bCs/>
+                <w:lang w:val="en-US"/>
+              </w:rPr>
+              <w:t>Cố định</w:t>
+            </w:r>
+          </w:p>
+        </w:tc>
+        <w:tc>
+          <w:tcPr>
+            <w:tcW w:w="977" w:type="dxa"/>
+            <w:vAlign w:val="center"/>
+          </w:tcPr>
+          <w:p>
+            <w:pPr>
+              <w:spacing w:before="240"/>
+              <w:rPr>
+                <w:rFonts w:cstheme="minorHAnsi"/>
+                <w:b/>
+                <w:bCs/>
+                <w:lang w:val="en-US"/>
+              </w:rPr>
+            </w:pPr>
+            <w:r>
+              <w:rPr>
+                <w:rFonts w:cstheme="minorHAnsi"/>
+                <w:b/>
+                <w:bCs/>
+                <w:lang w:val="en-US"/>
+              </w:rPr>
+              <w:t>10tr</w:t>
+            </w:r>
+            <w:r>
+              <w:rPr>
+                <w:rFonts w:cstheme="minorHAnsi"/>
+                <w:b/>
+                <w:bCs/>
+                <w:lang w:val="en-US"/>
+              </w:rPr>
+              <w:t>/th</w:t>
+            </w:r>
+          </w:p>
+        </w:tc>
+        <w:tc>
+          <w:tcPr>
+            <w:tcW w:w="1710" w:type="dxa"/>
+            <w:vAlign w:val="center"/>
+          </w:tcPr>
+          <w:p>
+            <w:pPr>
+              <w:spacing w:before="240"/>
+              <w:rPr>
+                <w:rFonts w:cstheme="minorHAnsi"/>
+                <w:b/>
+                <w:bCs/>
+                <w:lang w:val="en-US"/>
+              </w:rPr>
+            </w:pPr>
+            <w:r>
+              <w:rPr>
+                <w:rFonts w:cstheme="minorHAnsi"/>
+                <w:b/>
+                <w:bCs/>
+                <w:lang w:val="en-US"/>
+              </w:rPr>
+              <w:t>150h</w:t>
+            </w:r>
+          </w:p>
+        </w:tc>
+        <w:tc>
+          <w:tcPr>
+            <w:tcW w:w="1234" w:type="dxa"/>
+            <w:vAlign w:val="center"/>
+          </w:tcPr>
+          <w:p>
+            <w:pPr>
+              <w:spacing w:before="240"/>
+              <w:rPr>
+                <w:rFonts w:cstheme="minorHAnsi"/>
+                <w:b/>
+                <w:bCs/>
+                <w:lang w:val="en-US"/>
+              </w:rPr>
+            </w:pPr>
+            <w:r>
+              <w:rPr>
+                <w:rFonts w:cstheme="minorHAnsi"/>
+                <w:b/>
+                <w:bCs/>
+                <w:lang w:val="en-US"/>
+              </w:rPr>
+              <w:t>12345</w:t>
+            </w:r>
+          </w:p>
+        </w:tc>
+        <w:tc>
+          <w:tcPr>
+            <w:tcW w:w="1307" w:type="dxa"/>
+            <w:vAlign w:val="center"/>
+          </w:tcPr>
+          <w:p>
+            <w:pPr>
+              <w:spacing w:before="240"/>
+              <w:rPr>
+                <w:rFonts w:cstheme="minorHAnsi"/>
+                <w:b/>
+                <w:bCs/>
+                <w:lang w:val="en-US"/>
+              </w:rPr>
+            </w:pPr>
+            <w:r>
+              <w:rPr>
+                <w:rFonts w:cstheme="minorHAnsi"/>
+                <w:b/>
+                <w:bCs/>
+                <w:lang w:val="en-US"/>
+              </w:rPr>
+              <w:t>Còn Làm</w:t>
+            </w:r>
+          </w:p>
+        </w:tc>
+      </w:tr>
+      <w:tr>
+        <w:tc>
+          <w:tcPr>
+            <w:tcW w:w="1307" w:type="dxa"/>
+            <w:vAlign w:val="center"/>
+          </w:tcPr>
+          <w:p>
+            <w:pPr>
+              <w:spacing w:before="240"/>
+              <w:rPr>
+                <w:rFonts w:cstheme="minorHAnsi"/>
+                <w:b/>
+                <w:bCs/>
+                <w:lang w:val="en-US"/>
+              </w:rPr>
+            </w:pPr>
+            <w:r>
+              <w:rPr>
+                <w:rFonts w:cstheme="minorHAnsi"/>
+                <w:b/>
+                <w:bCs/>
+                <w:lang w:val="en-US"/>
+              </w:rPr>
+              <w:t>E26_002</w:t>
+            </w:r>
+          </w:p>
+        </w:tc>
+        <w:tc>
+          <w:tcPr>
+            <w:tcW w:w="1307" w:type="dxa"/>
+            <w:vAlign w:val="center"/>
+          </w:tcPr>
+          <w:p>
+            <w:pPr>
+              <w:spacing w:before="240"/>
+              <w:rPr>
+                <w:rFonts w:cstheme="minorHAnsi"/>
+                <w:b/>
+                <w:bCs/>
+                <w:lang w:val="en-US"/>
+              </w:rPr>
+            </w:pPr>
+            <w:r>
+              <w:rPr>
+                <w:rFonts w:cstheme="minorHAnsi"/>
+                <w:b/>
+                <w:bCs/>
+                <w:lang w:val="en-US"/>
+              </w:rPr>
+              <w:t>NVG Bảo</w:t>
+            </w:r>
+          </w:p>
+        </w:tc>
+        <w:tc>
+          <w:tcPr>
+            <w:tcW w:w="1307" w:type="dxa"/>
+            <w:vAlign w:val="center"/>
+          </w:tcPr>
+          <w:p>
+            <w:pPr>
+              <w:spacing w:before="240"/>
+              <w:rPr>
+                <w:rFonts w:cstheme="minorHAnsi"/>
+                <w:b/>
+                <w:bCs/>
+                <w:lang w:val="en-US"/>
+              </w:rPr>
+            </w:pPr>
+            <w:r>
+              <w:rPr>
+                <w:rFonts w:cstheme="minorHAnsi"/>
+                <w:b/>
+                <w:bCs/>
+                <w:lang w:val="en-US"/>
+              </w:rPr>
+              <w:t>Phụ Hồ</w:t>
+            </w:r>
+          </w:p>
+        </w:tc>
+        <w:tc>
+          <w:tcPr>
+            <w:tcW w:w="1307" w:type="dxa"/>
+            <w:vAlign w:val="center"/>
+          </w:tcPr>
+          <w:p>
+            <w:pPr>
+              <w:spacing w:before="240"/>
+              <w:rPr>
+                <w:rFonts w:cstheme="minorHAnsi"/>
+                <w:b/>
+                <w:bCs/>
+                <w:lang w:val="en-US"/>
+              </w:rPr>
+            </w:pPr>
+            <w:r>
+              <w:rPr>
+                <w:rFonts w:cstheme="minorHAnsi"/>
+                <w:b/>
+                <w:bCs/>
+                <w:lang w:val="en-US"/>
+              </w:rPr>
+              <w:t>Theo giờ</w:t>
+            </w:r>
+          </w:p>
+        </w:tc>
+        <w:tc>
+          <w:tcPr>
+            <w:tcW w:w="977" w:type="dxa"/>
+            <w:vAlign w:val="center"/>
+          </w:tcPr>
+          <w:p>
+            <w:pPr>
+              <w:spacing w:before="240"/>
+              <w:rPr>
+                <w:rFonts w:cstheme="minorHAnsi"/>
+                <w:b/>
+                <w:bCs/>
+                <w:lang w:val="en-US"/>
+              </w:rPr>
+            </w:pPr>
+            <w:r>
+              <w:rPr>
+                <w:rFonts w:cstheme="minorHAnsi"/>
+                <w:b/>
+                <w:bCs/>
+                <w:lang w:val="en-US"/>
+              </w:rPr>
+              <w:t>25k/h</w:t>
+            </w:r>
+          </w:p>
+        </w:tc>
+        <w:tc>
+          <w:tcPr>
+            <w:tcW w:w="1710" w:type="dxa"/>
+            <w:vAlign w:val="center"/>
+          </w:tcPr>
+          <w:p>
+            <w:pPr>
+              <w:spacing w:before="240"/>
+              <w:rPr>
+                <w:rFonts w:cstheme="minorHAnsi"/>
+                <w:b/>
+                <w:bCs/>
+                <w:lang w:val="en-US"/>
+              </w:rPr>
+            </w:pPr>
+            <w:r>
+              <w:rPr>
+                <w:rFonts w:cstheme="minorHAnsi"/>
+                <w:b/>
+                <w:bCs/>
+                <w:lang w:val="en-US"/>
+              </w:rPr>
+              <w:t>90h</w:t>
+            </w:r>
+          </w:p>
+        </w:tc>
+        <w:tc>
+          <w:tcPr>
+            <w:tcW w:w="1234" w:type="dxa"/>
+            <w:vAlign w:val="center"/>
+          </w:tcPr>
+          <w:p>
+            <w:pPr>
+              <w:spacing w:before="240"/>
+              <w:rPr>
+                <w:rFonts w:cstheme="minorHAnsi"/>
+                <w:b/>
+                <w:bCs/>
+                <w:lang w:val="en-US"/>
+              </w:rPr>
+            </w:pPr>
+            <w:r>
+              <w:rPr>
+                <w:rFonts w:cstheme="minorHAnsi"/>
+                <w:b/>
+                <w:bCs/>
+                <w:lang w:val="en-US"/>
+              </w:rPr>
+              <w:t>12346</w:t>
+            </w:r>
+          </w:p>
+        </w:tc>
+        <w:tc>
+          <w:tcPr>
+            <w:tcW w:w="1307" w:type="dxa"/>
+            <w:vAlign w:val="center"/>
+          </w:tcPr>
+          <w:p>
+            <w:pPr>
+              <w:spacing w:before="240"/>
+              <w:rPr>
+                <w:rFonts w:cstheme="minorHAnsi"/>
+                <w:b/>
+                <w:bCs/>
+                <w:lang w:val="en-US"/>
+              </w:rPr>
+            </w:pPr>
+            <w:r>
+              <w:rPr>
+                <w:rFonts w:cstheme="minorHAnsi"/>
+                <w:b/>
+                <w:bCs/>
+                <w:lang w:val="en-US"/>
+              </w:rPr>
+              <w:t>Còn làm</w:t>
+            </w:r>
+          </w:p>
+        </w:tc>
+      </w:tr>
+      <w:tr>
+        <w:tc>
+          <w:tcPr>
+            <w:tcW w:w="1307" w:type="dxa"/>
+            <w:vAlign w:val="center"/>
+          </w:tcPr>
+          <w:p>
+            <w:pPr>
+              <w:spacing w:before="240"/>
+              <w:rPr>
+                <w:rFonts w:cstheme="minorHAnsi"/>
+                <w:b/>
+                <w:bCs/>
+                <w:lang w:val="en-US"/>
+              </w:rPr>
+            </w:pPr>
+            <w:r>
+              <w:rPr>
+                <w:rFonts w:cstheme="minorHAnsi"/>
+                <w:b/>
+                <w:bCs/>
+                <w:lang w:val="en-US"/>
+              </w:rPr>
+              <w:t>E26_003</w:t>
+            </w:r>
+          </w:p>
+        </w:tc>
+        <w:tc>
+          <w:tcPr>
+            <w:tcW w:w="1307" w:type="dxa"/>
+            <w:vAlign w:val="center"/>
+          </w:tcPr>
+          <w:p>
+            <w:pPr>
+              <w:spacing w:before="240"/>
+              <w:rPr>
+                <w:rFonts w:cstheme="minorHAnsi"/>
+                <w:b/>
+                <w:bCs/>
+                <w:lang w:val="en-US"/>
+              </w:rPr>
+            </w:pPr>
+            <w:r>
+              <w:rPr>
+                <w:rFonts w:cstheme="minorHAnsi"/>
+                <w:b/>
+                <w:bCs/>
+                <w:lang w:val="en-US"/>
+              </w:rPr>
+              <w:t>TT Đạt</w:t>
+            </w:r>
+          </w:p>
+        </w:tc>
+        <w:tc>
+          <w:tcPr>
+            <w:tcW w:w="1307" w:type="dxa"/>
+            <w:vAlign w:val="center"/>
+          </w:tcPr>
+          <w:p>
+            <w:pPr>
+              <w:spacing w:before="240"/>
+              <w:rPr>
+                <w:rFonts w:cstheme="minorHAnsi"/>
+                <w:b/>
+                <w:bCs/>
+                <w:lang w:val="en-US"/>
+              </w:rPr>
+            </w:pPr>
+            <w:r>
+              <w:rPr>
+                <w:rFonts w:cstheme="minorHAnsi"/>
+                <w:b/>
+                <w:bCs/>
+                <w:lang w:val="en-US"/>
+              </w:rPr>
+              <w:t>Xúc Cát</w:t>
+            </w:r>
+          </w:p>
+        </w:tc>
+        <w:tc>
+          <w:tcPr>
+            <w:tcW w:w="1307" w:type="dxa"/>
+            <w:vAlign w:val="center"/>
+          </w:tcPr>
+          <w:p>
+            <w:pPr>
+              <w:spacing w:before="240"/>
+              <w:rPr>
+                <w:rFonts w:cstheme="minorHAnsi"/>
+                <w:b/>
+                <w:bCs/>
+                <w:lang w:val="en-US"/>
+              </w:rPr>
+            </w:pPr>
+            <w:r>
+              <w:rPr>
+                <w:rFonts w:cstheme="minorHAnsi"/>
+                <w:b/>
+                <w:bCs/>
+                <w:lang w:val="en-US"/>
+              </w:rPr>
+              <w:t>Cố định</w:t>
+            </w:r>
+          </w:p>
+        </w:tc>
+        <w:tc>
+          <w:tcPr>
+            <w:tcW w:w="977" w:type="dxa"/>
+            <w:vAlign w:val="center"/>
+          </w:tcPr>
+          <w:p>
+            <w:pPr>
+              <w:spacing w:before="240"/>
+              <w:rPr>
+                <w:rFonts w:cstheme="minorHAnsi"/>
+                <w:b/>
+                <w:bCs/>
+                <w:lang w:val="en-US"/>
+              </w:rPr>
+            </w:pPr>
+            <w:r>
+              <w:rPr>
+                <w:rFonts w:cstheme="minorHAnsi"/>
+                <w:b/>
+                <w:bCs/>
+                <w:lang w:val="en-US"/>
+              </w:rPr>
+              <w:t>8tr/th</w:t>
+            </w:r>
+          </w:p>
+        </w:tc>
+        <w:tc>
+          <w:tcPr>
+            <w:tcW w:w="1710" w:type="dxa"/>
+            <w:vAlign w:val="center"/>
+          </w:tcPr>
+          <w:p>
+            <w:pPr>
+              <w:spacing w:before="240"/>
+              <w:rPr>
+                <w:rFonts w:cstheme="minorHAnsi"/>
+                <w:b/>
+                <w:bCs/>
+                <w:lang w:val="en-US"/>
+              </w:rPr>
+            </w:pPr>
+            <w:r>
+              <w:rPr>
+                <w:rFonts w:cstheme="minorHAnsi"/>
+                <w:b/>
+                <w:bCs/>
+                <w:lang w:val="en-US"/>
+              </w:rPr>
+              <w:t>150h</w:t>
+            </w:r>
+          </w:p>
+        </w:tc>
+        <w:tc>
+          <w:tcPr>
+            <w:tcW w:w="1234" w:type="dxa"/>
+            <w:vAlign w:val="center"/>
+          </w:tcPr>
+          <w:p>
+            <w:pPr>
+              <w:spacing w:before="240"/>
+              <w:rPr>
+                <w:rFonts w:cstheme="minorHAnsi"/>
+                <w:b/>
+                <w:bCs/>
+                <w:lang w:val="en-US"/>
+              </w:rPr>
+            </w:pPr>
+            <w:r>
+              <w:rPr>
+                <w:rFonts w:cstheme="minorHAnsi"/>
+                <w:b/>
+                <w:bCs/>
+                <w:lang w:val="en-US"/>
+              </w:rPr>
+              <w:t>12347</w:t>
+            </w:r>
+          </w:p>
+        </w:tc>
+        <w:tc>
+          <w:tcPr>
+            <w:tcW w:w="1307" w:type="dxa"/>
+            <w:vAlign w:val="center"/>
+          </w:tcPr>
+          <w:p>
+            <w:pPr>
+              <w:spacing w:before="240"/>
+              <w:rPr>
+                <w:rFonts w:cstheme="minorHAnsi"/>
+                <w:b/>
+                <w:bCs/>
+                <w:lang w:val="en-US"/>
+              </w:rPr>
+            </w:pPr>
+            <w:r>
+              <w:rPr>
+                <w:rFonts w:cstheme="minorHAnsi"/>
+                <w:b/>
+                <w:bCs/>
+                <w:lang w:val="en-US"/>
+              </w:rPr>
+              <w:t>Đã nghỉ</w:t>
             </w:r>
           </w:p>
         </w:tc>
@@ -276,6 +942,604 @@
           <w:b/>
           <w:bCs/>
           <w:sz w:val="36"/>
+          <w:lang w:val="en-US"/>
+        </w:rPr>
+      </w:pPr>
+    </w:p>
+    <w:p>
+      <w:pPr>
+        <w:rPr>
+          <w:b/>
+          <w:bCs/>
+          <w:sz w:val="28"/>
+          <w:szCs w:val="28"/>
+          <w:lang w:val="en-US"/>
+        </w:rPr>
+      </w:pPr>
+      <w:r>
+        <w:rPr>
+          <w:b/>
+          <w:bCs/>
+          <w:sz w:val="28"/>
+          <w:szCs w:val="28"/>
+          <w:lang w:val="en-US"/>
+        </w:rPr>
+        <w:t>+ Chức năng :</w:t>
+      </w:r>
+    </w:p>
+    <w:p>
+      <w:pPr>
+        <w:pStyle w:val="ListParagraph"/>
+        <w:numPr>
+          <w:ilvl w:val="0"/>
+          <w:numId w:val="1"/>
+        </w:numPr>
+        <w:spacing w:line="360" w:lineRule="auto"/>
+        <w:rPr>
+          <w:b/>
+          <w:bCs/>
+          <w:sz w:val="28"/>
+          <w:lang w:val="en-US"/>
+        </w:rPr>
+      </w:pPr>
+      <w:r>
+        <w:rPr>
+          <w:b/>
+          <w:bCs/>
+          <w:sz w:val="28"/>
+          <w:lang w:val="en-US"/>
+        </w:rPr>
+        <w:t xml:space="preserve">Thêm : Dấu * là bắt buộc </w:t>
+      </w:r>
+    </w:p>
+    <w:p>
+      <w:pPr>
+        <w:pStyle w:val="ListParagraph"/>
+        <w:numPr>
+          <w:ilvl w:val="1"/>
+          <w:numId w:val="1"/>
+        </w:numPr>
+        <w:spacing w:line="360" w:lineRule="auto"/>
+        <w:rPr>
+          <w:b/>
+          <w:bCs/>
+          <w:sz w:val="28"/>
+          <w:lang w:val="en-US"/>
+        </w:rPr>
+      </w:pPr>
+      <w:r>
+        <w:rPr>
+          <w:b/>
+          <w:bCs/>
+          <w:sz w:val="28"/>
+          <w:lang w:val="en-US"/>
+        </w:rPr>
+        <w:t xml:space="preserve">Họ tên* </w:t>
+      </w:r>
+    </w:p>
+    <w:p>
+      <w:pPr>
+        <w:pStyle w:val="ListParagraph"/>
+        <w:numPr>
+          <w:ilvl w:val="1"/>
+          <w:numId w:val="1"/>
+        </w:numPr>
+        <w:spacing w:line="360" w:lineRule="auto"/>
+        <w:rPr>
+          <w:b/>
+          <w:bCs/>
+          <w:sz w:val="28"/>
+          <w:lang w:val="en-US"/>
+        </w:rPr>
+      </w:pPr>
+      <w:r>
+        <w:rPr>
+          <w:b/>
+          <w:bCs/>
+          <w:sz w:val="28"/>
+          <w:lang w:val="en-US"/>
+        </w:rPr>
+        <w:t>Vai trò*</w:t>
+      </w:r>
+    </w:p>
+    <w:p>
+      <w:pPr>
+        <w:pStyle w:val="ListParagraph"/>
+        <w:numPr>
+          <w:ilvl w:val="1"/>
+          <w:numId w:val="1"/>
+        </w:numPr>
+        <w:spacing w:line="360" w:lineRule="auto"/>
+        <w:rPr>
+          <w:b/>
+          <w:bCs/>
+          <w:sz w:val="28"/>
+          <w:lang w:val="en-US"/>
+        </w:rPr>
+      </w:pPr>
+      <w:r>
+        <w:rPr>
+          <w:b/>
+          <w:bCs/>
+          <w:sz w:val="28"/>
+          <w:lang w:val="en-US"/>
+        </w:rPr>
+        <w:t xml:space="preserve">Giới tính </w:t>
+      </w:r>
+    </w:p>
+    <w:p>
+      <w:pPr>
+        <w:pStyle w:val="ListParagraph"/>
+        <w:numPr>
+          <w:ilvl w:val="1"/>
+          <w:numId w:val="1"/>
+        </w:numPr>
+        <w:spacing w:line="360" w:lineRule="auto"/>
+        <w:rPr>
+          <w:b/>
+          <w:bCs/>
+          <w:sz w:val="28"/>
+          <w:lang w:val="en-US"/>
+        </w:rPr>
+      </w:pPr>
+      <w:r>
+        <w:rPr>
+          <w:b/>
+          <w:bCs/>
+          <w:sz w:val="28"/>
+          <w:lang w:val="en-US"/>
+        </w:rPr>
+        <w:t xml:space="preserve">Số điện thoại*  </w:t>
+      </w:r>
+    </w:p>
+    <w:p>
+      <w:pPr>
+        <w:pStyle w:val="ListParagraph"/>
+        <w:numPr>
+          <w:ilvl w:val="1"/>
+          <w:numId w:val="1"/>
+        </w:numPr>
+        <w:spacing w:line="360" w:lineRule="auto"/>
+        <w:rPr>
+          <w:b/>
+          <w:bCs/>
+          <w:sz w:val="28"/>
+          <w:lang w:val="en-US"/>
+        </w:rPr>
+      </w:pPr>
+      <w:r>
+        <w:rPr>
+          <w:b/>
+          <w:bCs/>
+          <w:sz w:val="28"/>
+          <w:lang w:val="en-US"/>
+        </w:rPr>
+        <w:t>Địa chỉ</w:t>
+      </w:r>
+    </w:p>
+    <w:p>
+      <w:pPr>
+        <w:pStyle w:val="ListParagraph"/>
+        <w:numPr>
+          <w:ilvl w:val="1"/>
+          <w:numId w:val="1"/>
+        </w:numPr>
+        <w:spacing w:line="360" w:lineRule="auto"/>
+        <w:rPr>
+          <w:b/>
+          <w:bCs/>
+          <w:sz w:val="28"/>
+          <w:lang w:val="en-US"/>
+        </w:rPr>
+      </w:pPr>
+      <w:r>
+        <w:rPr>
+          <w:b/>
+          <w:bCs/>
+          <w:sz w:val="28"/>
+          <w:lang w:val="en-US"/>
+        </w:rPr>
+        <w:t xml:space="preserve">CCCD* </w:t>
+      </w:r>
+    </w:p>
+    <w:p>
+      <w:pPr>
+        <w:pStyle w:val="ListParagraph"/>
+        <w:numPr>
+          <w:ilvl w:val="1"/>
+          <w:numId w:val="1"/>
+        </w:numPr>
+        <w:spacing w:line="360" w:lineRule="auto"/>
+        <w:rPr>
+          <w:b/>
+          <w:bCs/>
+          <w:sz w:val="28"/>
+          <w:lang w:val="en-US"/>
+        </w:rPr>
+      </w:pPr>
+      <w:r>
+        <w:rPr>
+          <w:b/>
+          <w:bCs/>
+          <w:sz w:val="28"/>
+          <w:lang w:val="en-US"/>
+        </w:rPr>
+        <w:t xml:space="preserve">Loại lương* (Cố định hay theo giờ), </w:t>
+      </w:r>
+    </w:p>
+    <w:p>
+      <w:pPr>
+        <w:pStyle w:val="ListParagraph"/>
+        <w:numPr>
+          <w:ilvl w:val="1"/>
+          <w:numId w:val="1"/>
+        </w:numPr>
+        <w:spacing w:line="360" w:lineRule="auto"/>
+        <w:rPr>
+          <w:b/>
+          <w:bCs/>
+          <w:sz w:val="28"/>
+          <w:lang w:val="en-US"/>
+        </w:rPr>
+      </w:pPr>
+      <w:r>
+        <w:rPr>
+          <w:b/>
+          <w:bCs/>
+          <w:sz w:val="28"/>
+          <w:lang w:val="en-US"/>
+        </w:rPr>
+        <w:t>Lương* (25k/h part time và 6 triệu full time)</w:t>
+      </w:r>
+    </w:p>
+    <w:p>
+      <w:pPr>
+        <w:pStyle w:val="ListParagraph"/>
+        <w:numPr>
+          <w:ilvl w:val="1"/>
+          <w:numId w:val="1"/>
+        </w:numPr>
+        <w:spacing w:line="360" w:lineRule="auto"/>
+        <w:rPr>
+          <w:b/>
+          <w:bCs/>
+          <w:sz w:val="28"/>
+          <w:lang w:val="en-US"/>
+        </w:rPr>
+      </w:pPr>
+      <w:r>
+        <w:rPr>
+          <w:b/>
+          <w:bCs/>
+          <w:sz w:val="28"/>
+          <w:lang w:val="en-US"/>
+        </w:rPr>
+        <w:t xml:space="preserve">Tài khoản: Tự động tạo  </w:t>
+      </w:r>
+    </w:p>
+    <w:p>
+      <w:pPr>
+        <w:pStyle w:val="ListParagraph"/>
+        <w:numPr>
+          <w:ilvl w:val="1"/>
+          <w:numId w:val="1"/>
+        </w:numPr>
+        <w:spacing w:line="360" w:lineRule="auto"/>
+        <w:rPr>
+          <w:b/>
+          <w:bCs/>
+          <w:sz w:val="28"/>
+          <w:lang w:val="en-US"/>
+        </w:rPr>
+      </w:pPr>
+      <w:r>
+        <w:rPr>
+          <w:b/>
+          <w:bCs/>
+          <w:sz w:val="28"/>
+          <w:lang w:val="en-US"/>
+        </w:rPr>
+        <w:t>Mật khẩu: Tự động tạo</w:t>
+      </w:r>
+    </w:p>
+    <w:p>
+      <w:pPr>
+        <w:pStyle w:val="ListParagraph"/>
+        <w:numPr>
+          <w:ilvl w:val="0"/>
+          <w:numId w:val="1"/>
+        </w:numPr>
+        <w:spacing w:line="360" w:lineRule="auto"/>
+        <w:rPr>
+          <w:b/>
+          <w:bCs/>
+          <w:sz w:val="28"/>
+          <w:lang w:val="en-US"/>
+        </w:rPr>
+      </w:pPr>
+      <w:r>
+        <w:rPr>
+          <w:b/>
+          <w:bCs/>
+          <w:sz w:val="28"/>
+          <w:lang w:val="en-US"/>
+        </w:rPr>
+        <w:t xml:space="preserve">Sửa </w:t>
+      </w:r>
+      <w:r>
+        <w:rPr>
+          <w:b/>
+          <w:bCs/>
+          <w:sz w:val="28"/>
+          <w:lang w:val="en-US"/>
+        </w:rPr>
+        <w:t xml:space="preserve">: Các thông tin trên </w:t>
+      </w:r>
+    </w:p>
+    <w:p>
+      <w:pPr>
+        <w:pStyle w:val="ListParagraph"/>
+        <w:numPr>
+          <w:ilvl w:val="0"/>
+          <w:numId w:val="1"/>
+        </w:numPr>
+        <w:spacing w:line="360" w:lineRule="auto"/>
+        <w:rPr>
+          <w:b/>
+          <w:bCs/>
+          <w:sz w:val="28"/>
+          <w:lang w:val="en-US"/>
+        </w:rPr>
+      </w:pPr>
+      <w:r>
+        <w:rPr>
+          <w:b/>
+          <w:bCs/>
+          <w:sz w:val="28"/>
+          <w:lang w:val="en-US"/>
+        </w:rPr>
+        <w:t>Xóa : Xác nhận trước khi xóa</w:t>
+      </w:r>
+    </w:p>
+    <w:p>
+      <w:pPr>
+        <w:pStyle w:val="ListParagraph"/>
+        <w:numPr>
+          <w:ilvl w:val="0"/>
+          <w:numId w:val="1"/>
+        </w:numPr>
+        <w:spacing w:line="360" w:lineRule="auto"/>
+        <w:rPr>
+          <w:b/>
+          <w:bCs/>
+          <w:sz w:val="28"/>
+          <w:lang w:val="en-US"/>
+        </w:rPr>
+      </w:pPr>
+      <w:r>
+        <w:rPr>
+          <w:b/>
+          <w:bCs/>
+          <w:sz w:val="28"/>
+          <w:lang w:val="en-US"/>
+        </w:rPr>
+        <w:t>Tìm kiếm theo tên</w:t>
+      </w:r>
+      <w:r>
+        <w:rPr>
+          <w:b/>
+          <w:bCs/>
+          <w:sz w:val="28"/>
+          <w:lang w:val="en-US"/>
+        </w:rPr>
+        <w:t xml:space="preserve">: </w:t>
+      </w:r>
+    </w:p>
+    <w:p>
+      <w:pPr>
+        <w:pStyle w:val="ListParagraph"/>
+        <w:numPr>
+          <w:ilvl w:val="0"/>
+          <w:numId w:val="1"/>
+        </w:numPr>
+        <w:spacing w:line="360" w:lineRule="auto"/>
+        <w:rPr>
+          <w:b/>
+          <w:bCs/>
+          <w:sz w:val="28"/>
+          <w:lang w:val="en-US"/>
+        </w:rPr>
+      </w:pPr>
+      <w:r>
+        <w:rPr>
+          <w:b/>
+          <w:bCs/>
+          <w:sz w:val="28"/>
+          <w:lang w:val="en-US"/>
+        </w:rPr>
+        <w:t>Lọc theo vai trò, giới tính: tạo nút check box</w:t>
+      </w:r>
+    </w:p>
+    <w:p>
+      <w:pPr>
+        <w:pStyle w:val="ListParagraph"/>
+        <w:numPr>
+          <w:ilvl w:val="1"/>
+          <w:numId w:val="1"/>
+        </w:numPr>
+        <w:spacing w:line="360" w:lineRule="auto"/>
+        <w:rPr>
+          <w:b/>
+          <w:bCs/>
+          <w:sz w:val="28"/>
+          <w:lang w:val="en-US"/>
+        </w:rPr>
+      </w:pPr>
+      <w:r>
+        <w:rPr>
+          <w:b/>
+          <w:bCs/>
+          <w:sz w:val="28"/>
+          <w:lang w:val="en-US"/>
+        </w:rPr>
+        <w:t xml:space="preserve">Quản lí </w:t>
+      </w:r>
+    </w:p>
+    <w:p>
+      <w:pPr>
+        <w:pStyle w:val="ListParagraph"/>
+        <w:numPr>
+          <w:ilvl w:val="1"/>
+          <w:numId w:val="1"/>
+        </w:numPr>
+        <w:spacing w:line="360" w:lineRule="auto"/>
+        <w:rPr>
+          <w:b/>
+          <w:bCs/>
+          <w:sz w:val="28"/>
+          <w:lang w:val="en-US"/>
+        </w:rPr>
+      </w:pPr>
+      <w:r>
+        <w:rPr>
+          <w:b/>
+          <w:bCs/>
+          <w:sz w:val="28"/>
+          <w:lang w:val="en-US"/>
+        </w:rPr>
+        <w:t xml:space="preserve">Phụ hồ </w:t>
+      </w:r>
+    </w:p>
+    <w:p>
+      <w:pPr>
+        <w:pStyle w:val="ListParagraph"/>
+        <w:numPr>
+          <w:ilvl w:val="1"/>
+          <w:numId w:val="1"/>
+        </w:numPr>
+        <w:spacing w:line="360" w:lineRule="auto"/>
+        <w:rPr>
+          <w:b/>
+          <w:bCs/>
+          <w:sz w:val="28"/>
+          <w:lang w:val="en-US"/>
+        </w:rPr>
+      </w:pPr>
+      <w:r>
+        <w:rPr>
+          <w:b/>
+          <w:bCs/>
+          <w:sz w:val="28"/>
+          <w:lang w:val="en-US"/>
+        </w:rPr>
+        <w:t>Xúc cát</w:t>
+      </w:r>
+    </w:p>
+    <w:p>
+      <w:pPr>
+        <w:pStyle w:val="ListParagraph"/>
+        <w:numPr>
+          <w:ilvl w:val="1"/>
+          <w:numId w:val="1"/>
+        </w:numPr>
+        <w:spacing w:line="360" w:lineRule="auto"/>
+        <w:rPr>
+          <w:b/>
+          <w:bCs/>
+          <w:sz w:val="28"/>
+          <w:lang w:val="en-US"/>
+        </w:rPr>
+      </w:pPr>
+      <w:r>
+        <w:rPr>
+          <w:b/>
+          <w:bCs/>
+          <w:sz w:val="28"/>
+          <w:lang w:val="en-US"/>
+        </w:rPr>
+        <w:t>Nam</w:t>
+      </w:r>
+    </w:p>
+    <w:p>
+      <w:pPr>
+        <w:pStyle w:val="ListParagraph"/>
+        <w:numPr>
+          <w:ilvl w:val="1"/>
+          <w:numId w:val="1"/>
+        </w:numPr>
+        <w:spacing w:line="360" w:lineRule="auto"/>
+        <w:rPr>
+          <w:b/>
+          <w:bCs/>
+          <w:sz w:val="28"/>
+          <w:lang w:val="en-US"/>
+        </w:rPr>
+      </w:pPr>
+      <w:r>
+        <w:rPr>
+          <w:b/>
+          <w:bCs/>
+          <w:sz w:val="28"/>
+          <w:lang w:val="en-US"/>
+        </w:rPr>
+        <w:t>Nữ</w:t>
+      </w:r>
+    </w:p>
+    <w:p>
+      <w:pPr>
+        <w:pStyle w:val="ListParagraph"/>
+        <w:numPr>
+          <w:ilvl w:val="0"/>
+          <w:numId w:val="1"/>
+        </w:numPr>
+        <w:spacing w:line="360" w:lineRule="auto"/>
+        <w:rPr>
+          <w:b/>
+          <w:bCs/>
+          <w:sz w:val="28"/>
+          <w:lang w:val="en-US"/>
+        </w:rPr>
+      </w:pPr>
+      <w:r>
+        <w:rPr>
+          <w:b/>
+          <w:bCs/>
+          <w:sz w:val="28"/>
+          <w:lang w:val="en-US"/>
+        </w:rPr>
+        <w:lastRenderedPageBreak/>
+        <w:t xml:space="preserve">Sắp xếp theo mã nhân viên, tên </w:t>
+      </w:r>
+    </w:p>
+    <w:p>
+      <w:pPr>
+        <w:spacing w:line="360" w:lineRule="auto"/>
+        <w:rPr>
+          <w:b/>
+          <w:bCs/>
+          <w:sz w:val="28"/>
+          <w:lang w:val="en-US"/>
+        </w:rPr>
+      </w:pPr>
+    </w:p>
+    <w:p>
+      <w:pPr>
+        <w:spacing w:line="360" w:lineRule="auto"/>
+        <w:rPr>
+          <w:b/>
+          <w:bCs/>
+          <w:sz w:val="28"/>
+          <w:lang w:val="en-US"/>
+        </w:rPr>
+      </w:pPr>
+    </w:p>
+    <w:p>
+      <w:pPr>
+        <w:spacing w:line="360" w:lineRule="auto"/>
+        <w:rPr>
+          <w:b/>
+          <w:bCs/>
+          <w:sz w:val="28"/>
           <w:lang w:val="en-US"/>
         </w:rPr>
       </w:pPr>
@@ -288,6 +1552,127 @@
     </w:sectPr>
   </w:body>
 </w:document>
+</file>
+
+<file path=word/numbering.xml><?xml version="1.0" encoding="utf-8"?>
+<w:numbering xmlns:wpc="http://schemas.microsoft.com/office/word/2010/wordprocessingCanvas" xmlns:cx="http://schemas.microsoft.com/office/drawing/2014/chartex" xmlns:cx1="http://schemas.microsoft.com/office/drawing/2015/9/8/chartex" xmlns:cx2="http://schemas.microsoft.com/office/drawing/2015/10/21/chartex" xmlns:cx3="http://schemas.microsoft.com/office/drawing/2016/5/9/chartex" xmlns:cx4="http://schemas.microsoft.com/office/drawing/2016/5/10/chartex" xmlns:cx5="http://schemas.microsoft.com/office/drawing/2016/5/11/chartex" xmlns:cx6="http://schemas.microsoft.com/office/drawing/2016/5/12/chartex" xmlns:cx7="http://schemas.microsoft.com/office/drawing/2016/5/13/chartex" xmlns:cx8="http://schemas.microsoft.com/office/drawing/2016/5/14/chartex" xmlns:mc="http://schemas.openxmlformats.org/markup-compatibility/2006" xmlns:aink="http://schemas.microsoft.com/office/drawing/2016/ink" xmlns:am3d="http://schemas.microsoft.com/office/drawing/2017/model3d" xmlns:o="urn:schemas-microsoft-com:office:office" xmlns:oel="http://schemas.microsoft.com/office/2019/extlst" xmlns:r="http://schemas.openxmlformats.org/officeDocument/2006/relationships" xmlns:m="http://schemas.openxmlformats.org/officeDocument/2006/math" xmlns:v="urn:schemas-microsoft-com:vml" xmlns:wp14="http://schemas.microsoft.com/office/word/2010/wordprocessingDrawing" xmlns:wp="http://schemas.openxmlformats.org/drawingml/2006/wordprocessingDrawing" xmlns:w10="urn:schemas-microsoft-com:office:word" xmlns:w="http://schemas.openxmlformats.org/wordprocessingml/2006/main" xmlns:w14="http://schemas.microsoft.com/office/word/2010/wordml" xmlns:w15="http://schemas.microsoft.com/office/word/2012/wordml" xmlns:w16cex="http://schemas.microsoft.com/office/word/2018/wordml/cex" xmlns:w16cid="http://schemas.microsoft.com/office/word/2016/wordml/cid" xmlns:w16="http://schemas.microsoft.com/office/word/2018/wordml" xmlns:w16du="http://schemas.microsoft.com/office/word/2023/wordml/word16du" xmlns:w16sdtdh="http://schemas.microsoft.com/office/word/2020/wordml/sdtdatahash" xmlns:w16sdtfl="http://schemas.microsoft.com/office/word/2024/wordml/sdtformatlock" xmlns:w16se="http://schemas.microsoft.com/office/word/2015/wordml/symex" xmlns:wpg="http://schemas.microsoft.com/office/word/2010/wordprocessingGroup" xmlns:wpi="http://schemas.microsoft.com/office/word/2010/wordprocessingInk" xmlns:wne="http://schemas.microsoft.com/office/word/2006/wordml" xmlns:wps="http://schemas.microsoft.com/office/word/2010/wordprocessingShape" mc:Ignorable="w14 w15 w16se w16cid w16 w16cex w16sdtdh w16sdtfl w16du wp14">
+  <w:abstractNum w:abstractNumId="0" w15:restartNumberingAfterBreak="0">
+    <w:nsid w:val="04491E14"/>
+    <w:multiLevelType w:val="hybridMultilevel"/>
+    <w:tmpl w:val="A8066F4A"/>
+    <w:lvl w:ilvl="0" w:tplc="042A0001">
+      <w:start w:val="1"/>
+      <w:numFmt w:val="bullet"/>
+      <w:lvlText w:val=""/>
+      <w:lvlJc w:val="left"/>
+      <w:pPr>
+        <w:ind w:left="1080" w:hanging="360"/>
+      </w:pPr>
+      <w:rPr>
+        <w:rFonts w:ascii="Symbol" w:hAnsi="Symbol" w:hint="default"/>
+      </w:rPr>
+    </w:lvl>
+    <w:lvl w:ilvl="1" w:tplc="042A0003">
+      <w:start w:val="1"/>
+      <w:numFmt w:val="bullet"/>
+      <w:lvlText w:val="o"/>
+      <w:lvlJc w:val="left"/>
+      <w:pPr>
+        <w:ind w:left="1800" w:hanging="360"/>
+      </w:pPr>
+      <w:rPr>
+        <w:rFonts w:ascii="Courier New" w:hAnsi="Courier New" w:cs="Courier New" w:hint="default"/>
+      </w:rPr>
+    </w:lvl>
+    <w:lvl w:ilvl="2" w:tplc="042A0005">
+      <w:start w:val="1"/>
+      <w:numFmt w:val="bullet"/>
+      <w:lvlText w:val=""/>
+      <w:lvlJc w:val="left"/>
+      <w:pPr>
+        <w:ind w:left="2520" w:hanging="360"/>
+      </w:pPr>
+      <w:rPr>
+        <w:rFonts w:ascii="Wingdings" w:hAnsi="Wingdings" w:hint="default"/>
+      </w:rPr>
+    </w:lvl>
+    <w:lvl w:ilvl="3" w:tplc="042A0001">
+      <w:start w:val="1"/>
+      <w:numFmt w:val="bullet"/>
+      <w:lvlText w:val=""/>
+      <w:lvlJc w:val="left"/>
+      <w:pPr>
+        <w:ind w:left="3240" w:hanging="360"/>
+      </w:pPr>
+      <w:rPr>
+        <w:rFonts w:ascii="Symbol" w:hAnsi="Symbol" w:hint="default"/>
+      </w:rPr>
+    </w:lvl>
+    <w:lvl w:ilvl="4" w:tplc="042A0003">
+      <w:start w:val="1"/>
+      <w:numFmt w:val="bullet"/>
+      <w:lvlText w:val="o"/>
+      <w:lvlJc w:val="left"/>
+      <w:pPr>
+        <w:ind w:left="3960" w:hanging="360"/>
+      </w:pPr>
+      <w:rPr>
+        <w:rFonts w:ascii="Courier New" w:hAnsi="Courier New" w:cs="Courier New" w:hint="default"/>
+      </w:rPr>
+    </w:lvl>
+    <w:lvl w:ilvl="5" w:tplc="042A0005">
+      <w:start w:val="1"/>
+      <w:numFmt w:val="bullet"/>
+      <w:lvlText w:val=""/>
+      <w:lvlJc w:val="left"/>
+      <w:pPr>
+        <w:ind w:left="4680" w:hanging="360"/>
+      </w:pPr>
+      <w:rPr>
+        <w:rFonts w:ascii="Wingdings" w:hAnsi="Wingdings" w:hint="default"/>
+      </w:rPr>
+    </w:lvl>
+    <w:lvl w:ilvl="6" w:tplc="042A0001">
+      <w:start w:val="1"/>
+      <w:numFmt w:val="bullet"/>
+      <w:lvlText w:val=""/>
+      <w:lvlJc w:val="left"/>
+      <w:pPr>
+        <w:ind w:left="5400" w:hanging="360"/>
+      </w:pPr>
+      <w:rPr>
+        <w:rFonts w:ascii="Symbol" w:hAnsi="Symbol" w:hint="default"/>
+      </w:rPr>
+    </w:lvl>
+    <w:lvl w:ilvl="7" w:tplc="042A0003">
+      <w:start w:val="1"/>
+      <w:numFmt w:val="bullet"/>
+      <w:lvlText w:val="o"/>
+      <w:lvlJc w:val="left"/>
+      <w:pPr>
+        <w:ind w:left="6120" w:hanging="360"/>
+      </w:pPr>
+      <w:rPr>
+        <w:rFonts w:ascii="Courier New" w:hAnsi="Courier New" w:cs="Courier New" w:hint="default"/>
+      </w:rPr>
+    </w:lvl>
+    <w:lvl w:ilvl="8" w:tplc="042A0005" w:tentative="1">
+      <w:start w:val="1"/>
+      <w:numFmt w:val="bullet"/>
+      <w:lvlText w:val=""/>
+      <w:lvlJc w:val="left"/>
+      <w:pPr>
+        <w:ind w:left="6840" w:hanging="360"/>
+      </w:pPr>
+      <w:rPr>
+        <w:rFonts w:ascii="Wingdings" w:hAnsi="Wingdings" w:hint="default"/>
+      </w:rPr>
+    </w:lvl>
+  </w:abstractNum>
+  <w:num w:numId="1" w16cid:durableId="1183322165">
+    <w:abstractNumId w:val="0"/>
+  </w:num>
+</w:numbering>
 </file>
 
 <file path=word/styles.xml><?xml version="1.0" encoding="utf-8"?>

--- a/docs.docx
+++ b/docs.docx
@@ -24,8 +24,7 @@
     <w:p>
       <w:pPr>
         <w:rPr>
-          <w:b/>
-          <w:bCs/>
+          <w:rFonts w:asciiTheme="majorHAnsi" w:hAnsiTheme="majorHAnsi" w:cstheme="majorHAnsi"/>
           <w:sz w:val="36"/>
           <w:szCs w:val="36"/>
           <w:lang w:val="en-US"/>
@@ -33,12 +32,1557 @@
       </w:pPr>
       <w:r>
         <w:rPr>
+          <w:rFonts w:asciiTheme="majorHAnsi" w:hAnsiTheme="majorHAnsi" w:cstheme="majorHAnsi"/>
           <w:b/>
           <w:bCs/>
           <w:sz w:val="36"/>
           <w:szCs w:val="36"/>
           <w:lang w:val="en-US"/>
         </w:rPr>
+        <w:t>Phần I : Đặt vấn đề</w:t>
+      </w:r>
+    </w:p>
+    <w:p>
+      <w:pPr>
+        <w:rPr>
+          <w:rFonts w:asciiTheme="majorHAnsi" w:hAnsiTheme="majorHAnsi" w:cstheme="majorHAnsi"/>
+          <w:b/>
+          <w:bCs/>
+          <w:sz w:val="32"/>
+          <w:szCs w:val="32"/>
+          <w:lang w:val="en-US"/>
+        </w:rPr>
+      </w:pPr>
+      <w:r>
+        <w:rPr>
+          <w:rFonts w:asciiTheme="majorHAnsi" w:hAnsiTheme="majorHAnsi" w:cstheme="majorHAnsi"/>
+          <w:b/>
+          <w:bCs/>
+          <w:sz w:val="32"/>
+          <w:szCs w:val="32"/>
+          <w:lang w:val="en-US"/>
+        </w:rPr>
+        <w:t>1. Mô tả bài toán</w:t>
+      </w:r>
+    </w:p>
+    <w:p>
+      <w:pPr>
+        <w:rPr>
+          <w:rFonts w:asciiTheme="majorHAnsi" w:hAnsiTheme="majorHAnsi" w:cstheme="majorHAnsi"/>
+          <w:sz w:val="28"/>
+          <w:szCs w:val="28"/>
+        </w:rPr>
+      </w:pPr>
+      <w:r>
+        <w:rPr>
+          <w:rFonts w:asciiTheme="majorHAnsi" w:hAnsiTheme="majorHAnsi" w:cstheme="majorHAnsi"/>
+          <w:sz w:val="28"/>
+          <w:szCs w:val="28"/>
+        </w:rPr>
+        <w:t xml:space="preserve">Giả sử một chuỗi cửa hàng cần xây dựng một ứng dụng để </w:t>
+      </w:r>
+      <w:r>
+        <w:rPr>
+          <w:rFonts w:asciiTheme="majorHAnsi" w:hAnsiTheme="majorHAnsi" w:cstheme="majorHAnsi"/>
+          <w:i/>
+          <w:iCs/>
+          <w:sz w:val="28"/>
+          <w:szCs w:val="28"/>
+        </w:rPr>
+        <w:t>Quản lý nhân sự cửa hàng</w:t>
+      </w:r>
+      <w:r>
+        <w:rPr>
+          <w:rFonts w:asciiTheme="majorHAnsi" w:hAnsiTheme="majorHAnsi" w:cstheme="majorHAnsi"/>
+          <w:sz w:val="28"/>
+          <w:szCs w:val="28"/>
+        </w:rPr>
+        <w:t>. Ứng dụng cần một cơ sở dữ liệu (CSDL) dùng để lưu trữ thông tin nhân viên, tài khoản đăng nhập và số giờ làm việc của nhân viên theo từng tháng, nhằm phục vụ việc quản lý và tính lương.</w:t>
+      </w:r>
+    </w:p>
+    <w:p>
+      <w:pPr>
+        <w:rPr>
+          <w:rFonts w:asciiTheme="majorHAnsi" w:hAnsiTheme="majorHAnsi" w:cstheme="majorHAnsi"/>
+          <w:sz w:val="28"/>
+          <w:szCs w:val="28"/>
+        </w:rPr>
+      </w:pPr>
+      <w:r>
+        <w:rPr>
+          <w:rFonts w:asciiTheme="majorHAnsi" w:hAnsiTheme="majorHAnsi" w:cstheme="majorHAnsi"/>
+          <w:sz w:val="28"/>
+          <w:szCs w:val="28"/>
+        </w:rPr>
+        <w:t xml:space="preserve">Mỗi nhân viên gồm có các thông tin về mã nhân viên, họ tên, chức vụ, số điện thoại, loại lương, mức lương và trạng thái làm việc. Mã nhân viên là duy nhất, được đặt theo quy ước (ví dụ E26_001). Chức vụ cho biết công việc của nhân viên tại cửa hàng (ví dụ quản lý, </w:t>
+      </w:r>
+      <w:r>
+        <w:rPr>
+          <w:rFonts w:asciiTheme="majorHAnsi" w:hAnsiTheme="majorHAnsi" w:cstheme="majorHAnsi"/>
+          <w:sz w:val="28"/>
+          <w:szCs w:val="28"/>
+          <w:lang w:val="en-US"/>
+        </w:rPr>
+        <w:t>pha chế</w:t>
+      </w:r>
+      <w:r>
+        <w:rPr>
+          <w:rFonts w:asciiTheme="majorHAnsi" w:hAnsiTheme="majorHAnsi" w:cstheme="majorHAnsi"/>
+          <w:sz w:val="28"/>
+          <w:szCs w:val="28"/>
+        </w:rPr>
+        <w:t xml:space="preserve">, </w:t>
+      </w:r>
+      <w:r>
+        <w:rPr>
+          <w:rFonts w:asciiTheme="majorHAnsi" w:hAnsiTheme="majorHAnsi" w:cstheme="majorHAnsi"/>
+          <w:sz w:val="28"/>
+          <w:szCs w:val="28"/>
+          <w:lang w:val="en-US"/>
+        </w:rPr>
+        <w:t>phục vụ…</w:t>
+      </w:r>
+      <w:r>
+        <w:rPr>
+          <w:rFonts w:asciiTheme="majorHAnsi" w:hAnsiTheme="majorHAnsi" w:cstheme="majorHAnsi"/>
+          <w:sz w:val="28"/>
+          <w:szCs w:val="28"/>
+        </w:rPr>
+        <w:t>). Loại lương gồm hai loại: lương cố định (trả theo tháng) và lương theo giờ. Mức lương là số tiền tương ứng với loại lương: với lương cố định là số tiền mỗi tháng, với lương theo giờ là số tiền cho mỗi giờ làm việc. Trạng thái làm việc cho biết nhân viên đang còn làm hay đã nghỉ việc. Khi nhân viên nghỉ việc, thông tin vẫn được giữ lại trong CSDL để phục vụ tra cứu và báo cáo, chỉ đổi trạng thái thành “Đã nghỉ”.</w:t>
+      </w:r>
+    </w:p>
+    <w:p>
+      <w:pPr>
+        <w:rPr>
+          <w:rFonts w:asciiTheme="majorHAnsi" w:hAnsiTheme="majorHAnsi" w:cstheme="majorHAnsi"/>
+          <w:sz w:val="28"/>
+          <w:szCs w:val="28"/>
+        </w:rPr>
+      </w:pPr>
+      <w:r>
+        <w:rPr>
+          <w:rFonts w:asciiTheme="majorHAnsi" w:hAnsiTheme="majorHAnsi" w:cstheme="majorHAnsi"/>
+          <w:sz w:val="28"/>
+          <w:szCs w:val="28"/>
+        </w:rPr>
+        <w:t>Mỗi nhân viên còn làm việc có thể được cấp một tài khoản để đăng nhập vào hệ thống. Mỗi tài khoản gồm có tên đăng nhập, mật khẩu và vai trò, đồng thời thuộc về đúng một nhân viên. Hệ thống có hai vai trò: cửa hàng trưởng</w:t>
+      </w:r>
+      <w:r>
+        <w:rPr>
+          <w:rFonts w:asciiTheme="majorHAnsi" w:hAnsiTheme="majorHAnsi" w:cstheme="majorHAnsi"/>
+          <w:sz w:val="28"/>
+          <w:szCs w:val="28"/>
+          <w:lang w:val="en-US"/>
+        </w:rPr>
+        <w:t xml:space="preserve"> (Quản lí)</w:t>
+      </w:r>
+      <w:r>
+        <w:rPr>
+          <w:rFonts w:asciiTheme="majorHAnsi" w:hAnsiTheme="majorHAnsi" w:cstheme="majorHAnsi"/>
+          <w:sz w:val="28"/>
+          <w:szCs w:val="28"/>
+        </w:rPr>
+        <w:t xml:space="preserve"> và nhân viên. Cửa hàng trưởng được xem toàn bộ danh sách nhân viên, thêm nhân viên mới, cập nhật thông tin, cho nhân viên nghỉ việc và xem thông tin giờ làm, lương </w:t>
+      </w:r>
+      <w:r>
+        <w:rPr>
+          <w:rFonts w:asciiTheme="majorHAnsi" w:hAnsiTheme="majorHAnsi" w:cstheme="majorHAnsi"/>
+          <w:sz w:val="28"/>
+          <w:szCs w:val="28"/>
+          <w:lang w:val="en-US"/>
+        </w:rPr>
+        <w:t xml:space="preserve">và giờ công </w:t>
+      </w:r>
+      <w:r>
+        <w:rPr>
+          <w:rFonts w:asciiTheme="majorHAnsi" w:hAnsiTheme="majorHAnsi" w:cstheme="majorHAnsi"/>
+          <w:sz w:val="28"/>
+          <w:szCs w:val="28"/>
+        </w:rPr>
+        <w:t>của mọi nhân viên. Nhân viên chỉ được xem thông tin cá nhân,</w:t>
+      </w:r>
+      <w:r>
+        <w:rPr>
+          <w:rFonts w:asciiTheme="majorHAnsi" w:hAnsiTheme="majorHAnsi" w:cstheme="majorHAnsi"/>
+          <w:sz w:val="28"/>
+          <w:szCs w:val="28"/>
+          <w:lang w:val="en-US"/>
+        </w:rPr>
+        <w:t xml:space="preserve"> lịch làm,</w:t>
+      </w:r>
+      <w:r>
+        <w:rPr>
+          <w:rFonts w:asciiTheme="majorHAnsi" w:hAnsiTheme="majorHAnsi" w:cstheme="majorHAnsi"/>
+          <w:sz w:val="28"/>
+          <w:szCs w:val="28"/>
+        </w:rPr>
+        <w:t xml:space="preserve"> </w:t>
+      </w:r>
+      <w:r>
+        <w:rPr>
+          <w:rFonts w:asciiTheme="majorHAnsi" w:hAnsiTheme="majorHAnsi" w:cstheme="majorHAnsi"/>
+          <w:sz w:val="28"/>
+          <w:szCs w:val="28"/>
+          <w:lang w:val="en-US"/>
+        </w:rPr>
+        <w:t xml:space="preserve">chấm công, </w:t>
+      </w:r>
+      <w:r>
+        <w:rPr>
+          <w:rFonts w:asciiTheme="majorHAnsi" w:hAnsiTheme="majorHAnsi" w:cstheme="majorHAnsi"/>
+          <w:sz w:val="28"/>
+          <w:szCs w:val="28"/>
+        </w:rPr>
+        <w:t xml:space="preserve">số giờ làm và </w:t>
+      </w:r>
+      <w:r>
+        <w:rPr>
+          <w:rFonts w:asciiTheme="majorHAnsi" w:hAnsiTheme="majorHAnsi" w:cstheme="majorHAnsi"/>
+          <w:sz w:val="28"/>
+          <w:szCs w:val="28"/>
+          <w:lang w:val="en-US"/>
+        </w:rPr>
+        <w:t>bảng</w:t>
+      </w:r>
+      <w:r>
+        <w:rPr>
+          <w:rFonts w:asciiTheme="majorHAnsi" w:hAnsiTheme="majorHAnsi" w:cstheme="majorHAnsi"/>
+          <w:sz w:val="28"/>
+          <w:szCs w:val="28"/>
+        </w:rPr>
+        <w:t xml:space="preserve"> lương của chính mình. Nhân viên đã nghỉ việc không được đăng nhập vào hệ thống.</w:t>
+      </w:r>
+    </w:p>
+    <w:p>
+      <w:pPr>
+        <w:rPr>
+          <w:rFonts w:asciiTheme="majorHAnsi" w:hAnsiTheme="majorHAnsi" w:cstheme="majorHAnsi"/>
+          <w:sz w:val="28"/>
+          <w:szCs w:val="28"/>
+        </w:rPr>
+      </w:pPr>
+      <w:r>
+        <w:rPr>
+          <w:rFonts w:asciiTheme="majorHAnsi" w:hAnsiTheme="majorHAnsi" w:cstheme="majorHAnsi"/>
+          <w:sz w:val="28"/>
+          <w:szCs w:val="28"/>
+        </w:rPr>
+        <w:t>Mỗi nhân viên có số giờ làm việc được ghi nhận theo từng tháng của từng năm. Mỗi tháng, một nhân viên chỉ có một bản ghi giờ làm. Tiền lương trong tháng của nhân viên được tính như sau: nếu là lương cố định thì bằng mức lương; nếu là lương theo giờ thì bằng mức lương nhân với số giờ làm trong tháng đó. Tiền lương là dữ liệu được tính ra khi cần, không lưu cố định trong thông tin nhân viên.</w:t>
+      </w:r>
+    </w:p>
+    <w:p>
+      <w:pPr>
+        <w:rPr>
+          <w:rFonts w:asciiTheme="majorHAnsi" w:hAnsiTheme="majorHAnsi" w:cstheme="majorHAnsi"/>
+          <w:b/>
+          <w:bCs/>
+          <w:sz w:val="32"/>
+          <w:szCs w:val="32"/>
+          <w:lang w:val="en-US"/>
+        </w:rPr>
+      </w:pPr>
+    </w:p>
+    <w:p>
+      <w:pPr>
+        <w:rPr>
+          <w:rFonts w:asciiTheme="majorHAnsi" w:hAnsiTheme="majorHAnsi" w:cstheme="majorHAnsi"/>
+          <w:b/>
+          <w:bCs/>
+          <w:sz w:val="32"/>
+          <w:szCs w:val="32"/>
+          <w:lang w:val="en-US"/>
+        </w:rPr>
+      </w:pPr>
+      <w:r>
+        <w:rPr>
+          <w:rFonts w:asciiTheme="majorHAnsi" w:hAnsiTheme="majorHAnsi" w:cstheme="majorHAnsi"/>
+          <w:b/>
+          <w:bCs/>
+          <w:sz w:val="32"/>
+          <w:szCs w:val="32"/>
+          <w:lang w:val="en-US"/>
+        </w:rPr>
+        <w:t>2. Mô tả chức năng</w:t>
+      </w:r>
+    </w:p>
+    <w:p>
+      <w:pPr>
+        <w:rPr>
+          <w:rFonts w:asciiTheme="majorHAnsi" w:hAnsiTheme="majorHAnsi" w:cstheme="majorHAnsi"/>
+          <w:b/>
+          <w:bCs/>
+          <w:sz w:val="28"/>
+          <w:szCs w:val="28"/>
+          <w:lang w:val="en-US"/>
+        </w:rPr>
+      </w:pPr>
+      <w:r>
+        <w:rPr>
+          <w:rFonts w:asciiTheme="majorHAnsi" w:hAnsiTheme="majorHAnsi" w:cstheme="majorHAnsi"/>
+          <w:b/>
+          <w:bCs/>
+          <w:sz w:val="28"/>
+          <w:szCs w:val="28"/>
+          <w:lang w:val="en-US"/>
+        </w:rPr>
+        <w:t>A</w:t>
+      </w:r>
+      <w:r>
+        <w:rPr>
+          <w:rFonts w:asciiTheme="majorHAnsi" w:hAnsiTheme="majorHAnsi" w:cstheme="majorHAnsi"/>
+          <w:b/>
+          <w:bCs/>
+          <w:sz w:val="28"/>
+          <w:szCs w:val="28"/>
+        </w:rPr>
+        <w:t>. Quản lí khu vực (quyền cao nhất)</w:t>
+      </w:r>
+      <w:r>
+        <w:rPr>
+          <w:rFonts w:asciiTheme="majorHAnsi" w:hAnsiTheme="majorHAnsi" w:cstheme="majorHAnsi"/>
+          <w:b/>
+          <w:bCs/>
+          <w:sz w:val="28"/>
+          <w:szCs w:val="28"/>
+          <w:lang w:val="en-US"/>
+        </w:rPr>
+        <w:t xml:space="preserve"> Nếu còn thời gian </w:t>
+      </w:r>
+      <w:r>
+        <w:rPr>
+          <w:rFonts w:asciiTheme="majorHAnsi" w:hAnsiTheme="majorHAnsi" w:cstheme="majorHAnsi"/>
+          <w:b/>
+          <w:bCs/>
+          <w:sz w:val="28"/>
+          <w:szCs w:val="28"/>
+          <w:lang w:val="en-US"/>
+        </w:rPr>
+        <w:t xml:space="preserve">làm </w:t>
+      </w:r>
+    </w:p>
+    <w:p>
+      <w:pPr>
+        <w:rPr>
+          <w:rFonts w:asciiTheme="majorHAnsi" w:hAnsiTheme="majorHAnsi" w:cstheme="majorHAnsi"/>
+          <w:b/>
+          <w:bCs/>
+          <w:sz w:val="28"/>
+          <w:szCs w:val="28"/>
+        </w:rPr>
+      </w:pPr>
+      <w:r>
+        <w:rPr>
+          <w:rFonts w:asciiTheme="majorHAnsi" w:hAnsiTheme="majorHAnsi" w:cstheme="majorHAnsi"/>
+          <w:b/>
+          <w:bCs/>
+          <w:sz w:val="28"/>
+          <w:szCs w:val="28"/>
+        </w:rPr>
+        <w:t>Quản lí cửa hàng</w:t>
+      </w:r>
+    </w:p>
+    <w:p>
+      <w:pPr>
+        <w:numPr>
+          <w:ilvl w:val="0"/>
+          <w:numId w:val="2"/>
+        </w:numPr>
+        <w:rPr>
+          <w:rFonts w:asciiTheme="majorHAnsi" w:hAnsiTheme="majorHAnsi" w:cstheme="majorHAnsi"/>
+          <w:sz w:val="28"/>
+          <w:szCs w:val="28"/>
+        </w:rPr>
+      </w:pPr>
+      <w:r>
+        <w:rPr>
+          <w:rFonts w:asciiTheme="majorHAnsi" w:hAnsiTheme="majorHAnsi" w:cstheme="majorHAnsi"/>
+          <w:sz w:val="28"/>
+          <w:szCs w:val="28"/>
+        </w:rPr>
+        <w:t xml:space="preserve">Thêm, sửa, đóng cửa hàng; gán cửa hàng trưởng </w:t>
+      </w:r>
+    </w:p>
+    <w:p>
+      <w:pPr>
+        <w:numPr>
+          <w:ilvl w:val="0"/>
+          <w:numId w:val="2"/>
+        </w:numPr>
+        <w:rPr>
+          <w:rFonts w:asciiTheme="majorHAnsi" w:hAnsiTheme="majorHAnsi" w:cstheme="majorHAnsi"/>
+          <w:sz w:val="28"/>
+          <w:szCs w:val="28"/>
+        </w:rPr>
+      </w:pPr>
+      <w:r>
+        <w:rPr>
+          <w:rFonts w:asciiTheme="majorHAnsi" w:hAnsiTheme="majorHAnsi" w:cstheme="majorHAnsi"/>
+          <w:sz w:val="28"/>
+          <w:szCs w:val="28"/>
+        </w:rPr>
+        <w:t xml:space="preserve">Thiết lập định mức nhân sự mỗi cửa hàng (ví dụ cần tối thiểu 3 người/ca) </w:t>
+      </w:r>
+    </w:p>
+    <w:p>
+      <w:pPr>
+        <w:rPr>
+          <w:rFonts w:asciiTheme="majorHAnsi" w:hAnsiTheme="majorHAnsi" w:cstheme="majorHAnsi"/>
+          <w:b/>
+          <w:bCs/>
+          <w:sz w:val="28"/>
+          <w:szCs w:val="28"/>
+        </w:rPr>
+      </w:pPr>
+      <w:r>
+        <w:rPr>
+          <w:rFonts w:asciiTheme="majorHAnsi" w:hAnsiTheme="majorHAnsi" w:cstheme="majorHAnsi"/>
+          <w:b/>
+          <w:bCs/>
+          <w:sz w:val="28"/>
+          <w:szCs w:val="28"/>
+        </w:rPr>
+        <w:t>Quản lí nhân sự toàn khu vực</w:t>
+      </w:r>
+    </w:p>
+    <w:p>
+      <w:pPr>
+        <w:numPr>
+          <w:ilvl w:val="0"/>
+          <w:numId w:val="3"/>
+        </w:numPr>
+        <w:rPr>
+          <w:rFonts w:asciiTheme="majorHAnsi" w:hAnsiTheme="majorHAnsi" w:cstheme="majorHAnsi"/>
+          <w:sz w:val="28"/>
+          <w:szCs w:val="28"/>
+        </w:rPr>
+      </w:pPr>
+      <w:r>
+        <w:rPr>
+          <w:rFonts w:asciiTheme="majorHAnsi" w:hAnsiTheme="majorHAnsi" w:cstheme="majorHAnsi"/>
+          <w:sz w:val="28"/>
+          <w:szCs w:val="28"/>
+        </w:rPr>
+        <w:t xml:space="preserve">Xem, tìm kiếm, lọc nhân viên của mọi cửa hàng </w:t>
+      </w:r>
+    </w:p>
+    <w:p>
+      <w:pPr>
+        <w:numPr>
+          <w:ilvl w:val="0"/>
+          <w:numId w:val="3"/>
+        </w:numPr>
+        <w:rPr>
+          <w:rFonts w:asciiTheme="majorHAnsi" w:hAnsiTheme="majorHAnsi" w:cstheme="majorHAnsi"/>
+          <w:sz w:val="28"/>
+          <w:szCs w:val="28"/>
+        </w:rPr>
+      </w:pPr>
+      <w:r>
+        <w:rPr>
+          <w:rFonts w:asciiTheme="majorHAnsi" w:hAnsiTheme="majorHAnsi" w:cstheme="majorHAnsi"/>
+          <w:sz w:val="28"/>
+          <w:szCs w:val="28"/>
+        </w:rPr>
+        <w:lastRenderedPageBreak/>
+        <w:t xml:space="preserve">Điều chuyển nhân viên giữa các cửa hàng, lưu lịch sử điều chuyển </w:t>
+      </w:r>
+    </w:p>
+    <w:p>
+      <w:pPr>
+        <w:numPr>
+          <w:ilvl w:val="0"/>
+          <w:numId w:val="3"/>
+        </w:numPr>
+        <w:rPr>
+          <w:rFonts w:asciiTheme="majorHAnsi" w:hAnsiTheme="majorHAnsi" w:cstheme="majorHAnsi"/>
+          <w:sz w:val="28"/>
+          <w:szCs w:val="28"/>
+        </w:rPr>
+      </w:pPr>
+      <w:r>
+        <w:rPr>
+          <w:rFonts w:asciiTheme="majorHAnsi" w:hAnsiTheme="majorHAnsi" w:cstheme="majorHAnsi"/>
+          <w:sz w:val="28"/>
+          <w:szCs w:val="28"/>
+        </w:rPr>
+        <w:t xml:space="preserve">Thăng chức, đổi chức vụ, đổi mức lương </w:t>
+      </w:r>
+    </w:p>
+    <w:p>
+      <w:pPr>
+        <w:numPr>
+          <w:ilvl w:val="0"/>
+          <w:numId w:val="3"/>
+        </w:numPr>
+        <w:rPr>
+          <w:rFonts w:asciiTheme="majorHAnsi" w:hAnsiTheme="majorHAnsi" w:cstheme="majorHAnsi"/>
+          <w:sz w:val="28"/>
+          <w:szCs w:val="28"/>
+        </w:rPr>
+      </w:pPr>
+      <w:r>
+        <w:rPr>
+          <w:rFonts w:asciiTheme="majorHAnsi" w:hAnsiTheme="majorHAnsi" w:cstheme="majorHAnsi"/>
+          <w:sz w:val="28"/>
+          <w:szCs w:val="28"/>
+        </w:rPr>
+        <w:t xml:space="preserve">Duyệt đơn nghỉ việc, ghi nhận lí do </w:t>
+      </w:r>
+    </w:p>
+    <w:p>
+      <w:pPr>
+        <w:numPr>
+          <w:ilvl w:val="0"/>
+          <w:numId w:val="3"/>
+        </w:numPr>
+        <w:rPr>
+          <w:rFonts w:asciiTheme="majorHAnsi" w:hAnsiTheme="majorHAnsi" w:cstheme="majorHAnsi"/>
+          <w:sz w:val="28"/>
+          <w:szCs w:val="28"/>
+        </w:rPr>
+      </w:pPr>
+      <w:r>
+        <w:rPr>
+          <w:rFonts w:asciiTheme="majorHAnsi" w:hAnsiTheme="majorHAnsi" w:cstheme="majorHAnsi"/>
+          <w:sz w:val="28"/>
+          <w:szCs w:val="28"/>
+        </w:rPr>
+        <w:t xml:space="preserve">Điều động nhân viên hỗ trợ tạm thời sang cửa hàng khác trong vài ngày (cửa hàng thiếu người) </w:t>
+      </w:r>
+    </w:p>
+    <w:p>
+      <w:pPr>
+        <w:rPr>
+          <w:rFonts w:asciiTheme="majorHAnsi" w:hAnsiTheme="majorHAnsi" w:cstheme="majorHAnsi"/>
+          <w:b/>
+          <w:bCs/>
+          <w:sz w:val="28"/>
+          <w:szCs w:val="28"/>
+        </w:rPr>
+      </w:pPr>
+      <w:r>
+        <w:rPr>
+          <w:rFonts w:asciiTheme="majorHAnsi" w:hAnsiTheme="majorHAnsi" w:cstheme="majorHAnsi"/>
+          <w:b/>
+          <w:bCs/>
+          <w:sz w:val="28"/>
+          <w:szCs w:val="28"/>
+        </w:rPr>
+        <w:t>Lương và chi phí</w:t>
+      </w:r>
+    </w:p>
+    <w:p>
+      <w:pPr>
+        <w:numPr>
+          <w:ilvl w:val="0"/>
+          <w:numId w:val="4"/>
+        </w:numPr>
+        <w:rPr>
+          <w:rFonts w:asciiTheme="majorHAnsi" w:hAnsiTheme="majorHAnsi" w:cstheme="majorHAnsi"/>
+          <w:sz w:val="28"/>
+          <w:szCs w:val="28"/>
+        </w:rPr>
+      </w:pPr>
+      <w:r>
+        <w:rPr>
+          <w:rFonts w:asciiTheme="majorHAnsi" w:hAnsiTheme="majorHAnsi" w:cstheme="majorHAnsi"/>
+          <w:sz w:val="28"/>
+          <w:szCs w:val="28"/>
+        </w:rPr>
+        <w:t xml:space="preserve">Duyệt bảng lương do cửa hàng trưởng gửi lên </w:t>
+      </w:r>
+    </w:p>
+    <w:p>
+      <w:pPr>
+        <w:numPr>
+          <w:ilvl w:val="0"/>
+          <w:numId w:val="4"/>
+        </w:numPr>
+        <w:rPr>
+          <w:rFonts w:asciiTheme="majorHAnsi" w:hAnsiTheme="majorHAnsi" w:cstheme="majorHAnsi"/>
+          <w:sz w:val="28"/>
+          <w:szCs w:val="28"/>
+        </w:rPr>
+      </w:pPr>
+      <w:r>
+        <w:rPr>
+          <w:rFonts w:asciiTheme="majorHAnsi" w:hAnsiTheme="majorHAnsi" w:cstheme="majorHAnsi"/>
+          <w:sz w:val="28"/>
+          <w:szCs w:val="28"/>
+        </w:rPr>
+        <w:t xml:space="preserve">Cấu hình lương giờ theo chức vụ, hệ số ca đêm, lễ, Tết </w:t>
+      </w:r>
+    </w:p>
+    <w:p>
+      <w:pPr>
+        <w:numPr>
+          <w:ilvl w:val="0"/>
+          <w:numId w:val="4"/>
+        </w:numPr>
+        <w:rPr>
+          <w:rFonts w:asciiTheme="majorHAnsi" w:hAnsiTheme="majorHAnsi" w:cstheme="majorHAnsi"/>
+          <w:sz w:val="28"/>
+          <w:szCs w:val="28"/>
+        </w:rPr>
+      </w:pPr>
+      <w:r>
+        <w:rPr>
+          <w:rFonts w:asciiTheme="majorHAnsi" w:hAnsiTheme="majorHAnsi" w:cstheme="majorHAnsi"/>
+          <w:sz w:val="28"/>
+          <w:szCs w:val="28"/>
+        </w:rPr>
+        <w:t xml:space="preserve">Quản lí thưởng, phạt, phụ cấp </w:t>
+      </w:r>
+    </w:p>
+    <w:p>
+      <w:pPr>
+        <w:numPr>
+          <w:ilvl w:val="0"/>
+          <w:numId w:val="4"/>
+        </w:numPr>
+        <w:rPr>
+          <w:rFonts w:asciiTheme="majorHAnsi" w:hAnsiTheme="majorHAnsi" w:cstheme="majorHAnsi"/>
+          <w:sz w:val="28"/>
+          <w:szCs w:val="28"/>
+        </w:rPr>
+      </w:pPr>
+      <w:r>
+        <w:rPr>
+          <w:rFonts w:asciiTheme="majorHAnsi" w:hAnsiTheme="majorHAnsi" w:cstheme="majorHAnsi"/>
+          <w:sz w:val="28"/>
+          <w:szCs w:val="28"/>
+        </w:rPr>
+        <w:t xml:space="preserve">So sánh chi phí nhân sự giữa các cửa hàng </w:t>
+      </w:r>
+    </w:p>
+    <w:p>
+      <w:pPr>
+        <w:rPr>
+          <w:rFonts w:asciiTheme="majorHAnsi" w:hAnsiTheme="majorHAnsi" w:cstheme="majorHAnsi"/>
+          <w:b/>
+          <w:bCs/>
+          <w:sz w:val="28"/>
+          <w:szCs w:val="28"/>
+        </w:rPr>
+      </w:pPr>
+      <w:r>
+        <w:rPr>
+          <w:rFonts w:asciiTheme="majorHAnsi" w:hAnsiTheme="majorHAnsi" w:cstheme="majorHAnsi"/>
+          <w:b/>
+          <w:bCs/>
+          <w:sz w:val="28"/>
+          <w:szCs w:val="28"/>
+        </w:rPr>
+        <w:t>Báo cáo tổng hợp</w:t>
+      </w:r>
+    </w:p>
+    <w:p>
+      <w:pPr>
+        <w:numPr>
+          <w:ilvl w:val="0"/>
+          <w:numId w:val="5"/>
+        </w:numPr>
+        <w:rPr>
+          <w:rFonts w:asciiTheme="majorHAnsi" w:hAnsiTheme="majorHAnsi" w:cstheme="majorHAnsi"/>
+          <w:sz w:val="28"/>
+          <w:szCs w:val="28"/>
+        </w:rPr>
+      </w:pPr>
+      <w:r>
+        <w:rPr>
+          <w:rFonts w:asciiTheme="majorHAnsi" w:hAnsiTheme="majorHAnsi" w:cstheme="majorHAnsi"/>
+          <w:sz w:val="28"/>
+          <w:szCs w:val="28"/>
+        </w:rPr>
+        <w:t xml:space="preserve">Tổng giờ làm, tổng lương theo cửa hàng và theo tháng </w:t>
+      </w:r>
+    </w:p>
+    <w:p>
+      <w:pPr>
+        <w:numPr>
+          <w:ilvl w:val="0"/>
+          <w:numId w:val="5"/>
+        </w:numPr>
+        <w:rPr>
+          <w:rFonts w:asciiTheme="majorHAnsi" w:hAnsiTheme="majorHAnsi" w:cstheme="majorHAnsi"/>
+          <w:sz w:val="28"/>
+          <w:szCs w:val="28"/>
+        </w:rPr>
+      </w:pPr>
+      <w:r>
+        <w:rPr>
+          <w:rFonts w:asciiTheme="majorHAnsi" w:hAnsiTheme="majorHAnsi" w:cstheme="majorHAnsi"/>
+          <w:sz w:val="28"/>
+          <w:szCs w:val="28"/>
+        </w:rPr>
+        <w:t xml:space="preserve">Tỉ lệ nghỉ việc (turnover) từng cửa hàng </w:t>
+      </w:r>
+    </w:p>
+    <w:p>
+      <w:pPr>
+        <w:numPr>
+          <w:ilvl w:val="0"/>
+          <w:numId w:val="5"/>
+        </w:numPr>
+        <w:rPr>
+          <w:rFonts w:asciiTheme="majorHAnsi" w:hAnsiTheme="majorHAnsi" w:cstheme="majorHAnsi"/>
+          <w:sz w:val="28"/>
+          <w:szCs w:val="28"/>
+        </w:rPr>
+      </w:pPr>
+      <w:r>
+        <w:rPr>
+          <w:rFonts w:asciiTheme="majorHAnsi" w:hAnsiTheme="majorHAnsi" w:cstheme="majorHAnsi"/>
+          <w:sz w:val="28"/>
+          <w:szCs w:val="28"/>
+        </w:rPr>
+        <w:t xml:space="preserve">Top nhân viên đi làm đều, top nhân viên đi trễ nhiều </w:t>
+      </w:r>
+    </w:p>
+    <w:p>
+      <w:pPr>
+        <w:numPr>
+          <w:ilvl w:val="0"/>
+          <w:numId w:val="5"/>
+        </w:numPr>
+        <w:rPr>
+          <w:rFonts w:asciiTheme="majorHAnsi" w:hAnsiTheme="majorHAnsi" w:cstheme="majorHAnsi"/>
+          <w:sz w:val="28"/>
+          <w:szCs w:val="28"/>
+        </w:rPr>
+      </w:pPr>
+      <w:r>
+        <w:rPr>
+          <w:rFonts w:asciiTheme="majorHAnsi" w:hAnsiTheme="majorHAnsi" w:cstheme="majorHAnsi"/>
+          <w:sz w:val="28"/>
+          <w:szCs w:val="28"/>
+        </w:rPr>
+        <w:t xml:space="preserve">Xuất Excel/PDF (dùng Apache POI, iText) </w:t>
+      </w:r>
+    </w:p>
+    <w:p>
+      <w:pPr>
+        <w:numPr>
+          <w:ilvl w:val="0"/>
+          <w:numId w:val="5"/>
+        </w:numPr>
+        <w:rPr>
+          <w:rFonts w:asciiTheme="majorHAnsi" w:hAnsiTheme="majorHAnsi" w:cstheme="majorHAnsi"/>
+          <w:sz w:val="28"/>
+          <w:szCs w:val="28"/>
+        </w:rPr>
+      </w:pPr>
+      <w:r>
+        <w:rPr>
+          <w:rFonts w:asciiTheme="majorHAnsi" w:hAnsiTheme="majorHAnsi" w:cstheme="majorHAnsi"/>
+          <w:sz w:val="28"/>
+          <w:szCs w:val="28"/>
+        </w:rPr>
+        <w:t xml:space="preserve">Biểu đồ so sánh cửa hàng (JFreeChart) </w:t>
+      </w:r>
+    </w:p>
+    <w:p>
+      <w:pPr>
+        <w:rPr>
+          <w:rFonts w:asciiTheme="majorHAnsi" w:hAnsiTheme="majorHAnsi" w:cstheme="majorHAnsi"/>
+          <w:b/>
+          <w:bCs/>
+          <w:sz w:val="28"/>
+          <w:szCs w:val="28"/>
+        </w:rPr>
+      </w:pPr>
+      <w:r>
+        <w:rPr>
+          <w:rFonts w:asciiTheme="majorHAnsi" w:hAnsiTheme="majorHAnsi" w:cstheme="majorHAnsi"/>
+          <w:b/>
+          <w:bCs/>
+          <w:sz w:val="28"/>
+          <w:szCs w:val="28"/>
+        </w:rPr>
+        <w:t>Hệ thống</w:t>
+      </w:r>
+    </w:p>
+    <w:p>
+      <w:pPr>
+        <w:numPr>
+          <w:ilvl w:val="0"/>
+          <w:numId w:val="6"/>
+        </w:numPr>
+        <w:rPr>
+          <w:rFonts w:asciiTheme="majorHAnsi" w:hAnsiTheme="majorHAnsi" w:cstheme="majorHAnsi"/>
+          <w:sz w:val="28"/>
+          <w:szCs w:val="28"/>
+        </w:rPr>
+      </w:pPr>
+      <w:r>
+        <w:rPr>
+          <w:rFonts w:asciiTheme="majorHAnsi" w:hAnsiTheme="majorHAnsi" w:cstheme="majorHAnsi"/>
+          <w:sz w:val="28"/>
+          <w:szCs w:val="28"/>
+        </w:rPr>
+        <w:t xml:space="preserve">Tạo, khóa, reset mật khẩu tài khoản mọi cấp </w:t>
+      </w:r>
+    </w:p>
+    <w:p>
+      <w:pPr>
+        <w:numPr>
+          <w:ilvl w:val="0"/>
+          <w:numId w:val="6"/>
+        </w:numPr>
+        <w:rPr>
+          <w:rFonts w:asciiTheme="majorHAnsi" w:hAnsiTheme="majorHAnsi" w:cstheme="majorHAnsi"/>
+          <w:sz w:val="28"/>
+          <w:szCs w:val="28"/>
+        </w:rPr>
+      </w:pPr>
+      <w:r>
+        <w:rPr>
+          <w:rFonts w:asciiTheme="majorHAnsi" w:hAnsiTheme="majorHAnsi" w:cstheme="majorHAnsi"/>
+          <w:sz w:val="28"/>
+          <w:szCs w:val="28"/>
+        </w:rPr>
+        <w:t xml:space="preserve">Xem nhật kí hoạt động (ai sửa gì, lúc nào) </w:t>
+      </w:r>
+    </w:p>
+    <w:p>
+      <w:pPr>
+        <w:numPr>
+          <w:ilvl w:val="0"/>
+          <w:numId w:val="6"/>
+        </w:numPr>
+        <w:rPr>
+          <w:rFonts w:asciiTheme="majorHAnsi" w:hAnsiTheme="majorHAnsi" w:cstheme="majorHAnsi"/>
+          <w:sz w:val="28"/>
+          <w:szCs w:val="28"/>
+        </w:rPr>
+      </w:pPr>
+      <w:r>
+        <w:rPr>
+          <w:rFonts w:asciiTheme="majorHAnsi" w:hAnsiTheme="majorHAnsi" w:cstheme="majorHAnsi"/>
+          <w:sz w:val="28"/>
+          <w:szCs w:val="28"/>
+        </w:rPr>
+        <w:t xml:space="preserve">Sao lưu và phục hồi dữ liệu </w:t>
+      </w:r>
+    </w:p>
+    <w:p>
+      <w:pPr>
+        <w:rPr>
+          <w:rFonts w:asciiTheme="majorHAnsi" w:hAnsiTheme="majorHAnsi" w:cstheme="majorHAnsi"/>
+          <w:sz w:val="28"/>
+          <w:szCs w:val="28"/>
+        </w:rPr>
+      </w:pPr>
+    </w:p>
+    <w:p>
+      <w:pPr>
+        <w:rPr>
+          <w:rFonts w:asciiTheme="majorHAnsi" w:hAnsiTheme="majorHAnsi" w:cstheme="majorHAnsi"/>
+          <w:b/>
+          <w:bCs/>
+          <w:sz w:val="32"/>
+          <w:szCs w:val="32"/>
+        </w:rPr>
+      </w:pPr>
+      <w:r>
+        <w:rPr>
+          <w:rFonts w:asciiTheme="majorHAnsi" w:hAnsiTheme="majorHAnsi" w:cstheme="majorHAnsi"/>
+          <w:b/>
+          <w:bCs/>
+          <w:sz w:val="32"/>
+          <w:szCs w:val="32"/>
+          <w:lang w:val="en-US"/>
+        </w:rPr>
+        <w:t>B</w:t>
+      </w:r>
+      <w:r>
+        <w:rPr>
+          <w:rFonts w:asciiTheme="majorHAnsi" w:hAnsiTheme="majorHAnsi" w:cstheme="majorHAnsi"/>
+          <w:b/>
+          <w:bCs/>
+          <w:sz w:val="32"/>
+          <w:szCs w:val="32"/>
+        </w:rPr>
+        <w:t>.</w:t>
+      </w:r>
+      <w:r>
+        <w:rPr>
+          <w:rFonts w:asciiTheme="majorHAnsi" w:hAnsiTheme="majorHAnsi" w:cstheme="majorHAnsi"/>
+          <w:b/>
+          <w:bCs/>
+          <w:sz w:val="32"/>
+          <w:szCs w:val="32"/>
+          <w:lang w:val="en-US"/>
+        </w:rPr>
+        <w:t xml:space="preserve"> </w:t>
+      </w:r>
+      <w:r>
+        <w:rPr>
+          <w:rFonts w:asciiTheme="majorHAnsi" w:hAnsiTheme="majorHAnsi" w:cstheme="majorHAnsi"/>
+          <w:b/>
+          <w:bCs/>
+          <w:sz w:val="32"/>
+          <w:szCs w:val="32"/>
+        </w:rPr>
+        <w:t>Cửa hàng trưởng (chỉ trong phạm vi cửa hàng mình)</w:t>
+      </w:r>
+    </w:p>
+    <w:p>
+      <w:pPr>
+        <w:rPr>
+          <w:rFonts w:asciiTheme="majorHAnsi" w:hAnsiTheme="majorHAnsi" w:cstheme="majorHAnsi"/>
+          <w:b/>
+          <w:bCs/>
+          <w:sz w:val="28"/>
+          <w:szCs w:val="28"/>
+        </w:rPr>
+      </w:pPr>
+      <w:r>
+        <w:rPr>
+          <w:rFonts w:asciiTheme="majorHAnsi" w:hAnsiTheme="majorHAnsi" w:cstheme="majorHAnsi"/>
+          <w:b/>
+          <w:bCs/>
+          <w:sz w:val="28"/>
+          <w:szCs w:val="28"/>
+        </w:rPr>
+        <w:t>Nhân sự cửa hàng</w:t>
+      </w:r>
+    </w:p>
+    <w:p>
+      <w:pPr>
+        <w:numPr>
+          <w:ilvl w:val="0"/>
+          <w:numId w:val="7"/>
+        </w:numPr>
+        <w:rPr>
+          <w:rFonts w:asciiTheme="majorHAnsi" w:hAnsiTheme="majorHAnsi" w:cstheme="majorHAnsi"/>
+          <w:sz w:val="28"/>
+          <w:szCs w:val="28"/>
+        </w:rPr>
+      </w:pPr>
+      <w:r>
+        <w:rPr>
+          <w:rFonts w:asciiTheme="majorHAnsi" w:hAnsiTheme="majorHAnsi" w:cstheme="majorHAnsi"/>
+          <w:sz w:val="28"/>
+          <w:szCs w:val="28"/>
+        </w:rPr>
+        <w:t>Xem danh sách nhân viên cửa hàng, thêm</w:t>
+      </w:r>
+      <w:r>
+        <w:rPr>
+          <w:rFonts w:asciiTheme="majorHAnsi" w:hAnsiTheme="majorHAnsi" w:cstheme="majorHAnsi"/>
+          <w:sz w:val="28"/>
+          <w:szCs w:val="28"/>
+          <w:lang w:val="en-US"/>
+        </w:rPr>
+        <w:t xml:space="preserve"> sửa xóa</w:t>
+      </w:r>
+      <w:r>
+        <w:rPr>
+          <w:rFonts w:asciiTheme="majorHAnsi" w:hAnsiTheme="majorHAnsi" w:cstheme="majorHAnsi"/>
+          <w:sz w:val="28"/>
+          <w:szCs w:val="28"/>
+        </w:rPr>
+        <w:t xml:space="preserve"> nhân viên</w:t>
+      </w:r>
+    </w:p>
+    <w:p>
+      <w:pPr>
+        <w:numPr>
+          <w:ilvl w:val="0"/>
+          <w:numId w:val="7"/>
+        </w:numPr>
+        <w:rPr>
+          <w:rFonts w:asciiTheme="majorHAnsi" w:hAnsiTheme="majorHAnsi" w:cstheme="majorHAnsi"/>
+          <w:sz w:val="28"/>
+          <w:szCs w:val="28"/>
+        </w:rPr>
+      </w:pPr>
+      <w:r>
+        <w:rPr>
+          <w:rFonts w:asciiTheme="majorHAnsi" w:hAnsiTheme="majorHAnsi" w:cstheme="majorHAnsi"/>
+          <w:sz w:val="28"/>
+          <w:lang w:val="en-US"/>
+        </w:rPr>
+        <w:t>Tìm kiếm theo tên</w:t>
+      </w:r>
+      <w:r>
+        <w:rPr>
+          <w:rFonts w:asciiTheme="majorHAnsi" w:hAnsiTheme="majorHAnsi" w:cstheme="majorHAnsi"/>
+          <w:sz w:val="28"/>
+          <w:lang w:val="en-US"/>
+        </w:rPr>
+        <w:t xml:space="preserve"> </w:t>
+      </w:r>
+    </w:p>
+    <w:p>
+      <w:pPr>
+        <w:numPr>
+          <w:ilvl w:val="0"/>
+          <w:numId w:val="7"/>
+        </w:numPr>
+        <w:rPr>
+          <w:rFonts w:asciiTheme="majorHAnsi" w:hAnsiTheme="majorHAnsi" w:cstheme="majorHAnsi"/>
+          <w:sz w:val="28"/>
+          <w:szCs w:val="28"/>
+        </w:rPr>
+      </w:pPr>
+      <w:r>
+        <w:rPr>
+          <w:rFonts w:asciiTheme="majorHAnsi" w:hAnsiTheme="majorHAnsi" w:cstheme="majorHAnsi"/>
+          <w:sz w:val="28"/>
+          <w:lang w:val="en-US"/>
+        </w:rPr>
+        <w:t>Lọc theo vai trò, giới tính</w:t>
+      </w:r>
+    </w:p>
+    <w:p>
+      <w:pPr>
+        <w:numPr>
+          <w:ilvl w:val="0"/>
+          <w:numId w:val="7"/>
+        </w:numPr>
+        <w:rPr>
+          <w:rFonts w:asciiTheme="majorHAnsi" w:hAnsiTheme="majorHAnsi" w:cstheme="majorHAnsi"/>
+          <w:sz w:val="28"/>
+          <w:szCs w:val="28"/>
+        </w:rPr>
+      </w:pPr>
+      <w:r>
+        <w:rPr>
+          <w:rFonts w:asciiTheme="majorHAnsi" w:hAnsiTheme="majorHAnsi" w:cstheme="majorHAnsi"/>
+          <w:sz w:val="28"/>
+          <w:lang w:val="en-US"/>
+        </w:rPr>
+        <w:t>Sắp xếp theo mã nhân viên, theo tên</w:t>
+      </w:r>
+    </w:p>
+    <w:p>
+      <w:pPr>
+        <w:rPr>
+          <w:rFonts w:asciiTheme="majorHAnsi" w:hAnsiTheme="majorHAnsi" w:cstheme="majorHAnsi"/>
+          <w:b/>
+          <w:bCs/>
+          <w:sz w:val="28"/>
+          <w:szCs w:val="28"/>
+        </w:rPr>
+      </w:pPr>
+      <w:r>
+        <w:rPr>
+          <w:rFonts w:asciiTheme="majorHAnsi" w:hAnsiTheme="majorHAnsi" w:cstheme="majorHAnsi"/>
+          <w:b/>
+          <w:bCs/>
+          <w:sz w:val="28"/>
+          <w:szCs w:val="28"/>
+        </w:rPr>
+        <w:t>Xếp lịch làm</w:t>
+      </w:r>
+    </w:p>
+    <w:p>
+      <w:pPr>
+        <w:numPr>
+          <w:ilvl w:val="0"/>
+          <w:numId w:val="8"/>
+        </w:numPr>
+        <w:rPr>
+          <w:rFonts w:asciiTheme="majorHAnsi" w:hAnsiTheme="majorHAnsi" w:cstheme="majorHAnsi"/>
+          <w:sz w:val="28"/>
+          <w:szCs w:val="28"/>
+        </w:rPr>
+      </w:pPr>
+      <w:r>
+        <w:rPr>
+          <w:rFonts w:asciiTheme="majorHAnsi" w:hAnsiTheme="majorHAnsi" w:cstheme="majorHAnsi"/>
+          <w:sz w:val="28"/>
+          <w:szCs w:val="28"/>
+        </w:rPr>
+        <w:t xml:space="preserve">Xếp lịch theo tuần, theo ca (sáng, chiều, tối) </w:t>
+      </w:r>
+    </w:p>
+    <w:p>
+      <w:pPr>
+        <w:numPr>
+          <w:ilvl w:val="0"/>
+          <w:numId w:val="8"/>
+        </w:numPr>
+        <w:rPr>
+          <w:rFonts w:asciiTheme="majorHAnsi" w:hAnsiTheme="majorHAnsi" w:cstheme="majorHAnsi"/>
+          <w:sz w:val="28"/>
+          <w:szCs w:val="28"/>
+        </w:rPr>
+      </w:pPr>
+      <w:r>
+        <w:rPr>
+          <w:rFonts w:asciiTheme="majorHAnsi" w:hAnsiTheme="majorHAnsi" w:cstheme="majorHAnsi"/>
+          <w:sz w:val="28"/>
+          <w:szCs w:val="28"/>
+        </w:rPr>
+        <w:lastRenderedPageBreak/>
+        <w:t xml:space="preserve">Nhân viên đăng kí ca mong muốn, cửa hàng trưởng chọn và chốt </w:t>
+      </w:r>
+      <w:r>
+        <w:rPr>
+          <w:rFonts w:asciiTheme="majorHAnsi" w:hAnsiTheme="majorHAnsi" w:cstheme="majorHAnsi"/>
+          <w:sz w:val="28"/>
+          <w:szCs w:val="28"/>
+          <w:lang w:val="en-US"/>
+        </w:rPr>
+        <w:t>(khó bỏ qua)</w:t>
+      </w:r>
+    </w:p>
+    <w:p>
+      <w:pPr>
+        <w:rPr>
+          <w:rFonts w:asciiTheme="majorHAnsi" w:hAnsiTheme="majorHAnsi" w:cstheme="majorHAnsi"/>
+          <w:b/>
+          <w:bCs/>
+          <w:sz w:val="28"/>
+          <w:szCs w:val="28"/>
+        </w:rPr>
+      </w:pPr>
+      <w:r>
+        <w:rPr>
+          <w:rFonts w:asciiTheme="majorHAnsi" w:hAnsiTheme="majorHAnsi" w:cstheme="majorHAnsi"/>
+          <w:b/>
+          <w:bCs/>
+          <w:sz w:val="28"/>
+          <w:szCs w:val="28"/>
+        </w:rPr>
+        <w:t>Chấm công</w:t>
+      </w:r>
+    </w:p>
+    <w:p>
+      <w:pPr>
+        <w:numPr>
+          <w:ilvl w:val="0"/>
+          <w:numId w:val="9"/>
+        </w:numPr>
+        <w:rPr>
+          <w:rFonts w:asciiTheme="majorHAnsi" w:hAnsiTheme="majorHAnsi" w:cstheme="majorHAnsi"/>
+          <w:sz w:val="28"/>
+          <w:szCs w:val="28"/>
+        </w:rPr>
+      </w:pPr>
+      <w:r>
+        <w:rPr>
+          <w:rFonts w:asciiTheme="majorHAnsi" w:hAnsiTheme="majorHAnsi" w:cstheme="majorHAnsi"/>
+          <w:sz w:val="28"/>
+          <w:szCs w:val="28"/>
+        </w:rPr>
+        <w:t xml:space="preserve">Xem và chỉnh sửa chấm công (kèm lí do sửa, có lưu vết) </w:t>
+      </w:r>
+    </w:p>
+    <w:p>
+      <w:pPr>
+        <w:numPr>
+          <w:ilvl w:val="0"/>
+          <w:numId w:val="9"/>
+        </w:numPr>
+        <w:rPr>
+          <w:rFonts w:asciiTheme="majorHAnsi" w:hAnsiTheme="majorHAnsi" w:cstheme="majorHAnsi"/>
+          <w:sz w:val="28"/>
+          <w:szCs w:val="28"/>
+        </w:rPr>
+      </w:pPr>
+      <w:r>
+        <w:rPr>
+          <w:rFonts w:asciiTheme="majorHAnsi" w:hAnsiTheme="majorHAnsi" w:cstheme="majorHAnsi"/>
+          <w:sz w:val="28"/>
+          <w:szCs w:val="28"/>
+        </w:rPr>
+        <w:t xml:space="preserve">Duyệt đơn xin nghỉ, đổi ca của nhân viên </w:t>
+      </w:r>
+    </w:p>
+    <w:p>
+      <w:pPr>
+        <w:numPr>
+          <w:ilvl w:val="0"/>
+          <w:numId w:val="9"/>
+        </w:numPr>
+        <w:rPr>
+          <w:rFonts w:asciiTheme="majorHAnsi" w:hAnsiTheme="majorHAnsi" w:cstheme="majorHAnsi"/>
+          <w:sz w:val="28"/>
+          <w:szCs w:val="28"/>
+        </w:rPr>
+      </w:pPr>
+      <w:r>
+        <w:rPr>
+          <w:rFonts w:asciiTheme="majorHAnsi" w:hAnsiTheme="majorHAnsi" w:cstheme="majorHAnsi"/>
+          <w:sz w:val="28"/>
+          <w:szCs w:val="28"/>
+        </w:rPr>
+        <w:t xml:space="preserve">Ghi nhận đi trễ, về sớm, vắng không phép </w:t>
+      </w:r>
+    </w:p>
+    <w:p>
+      <w:pPr>
+        <w:rPr>
+          <w:rFonts w:asciiTheme="majorHAnsi" w:hAnsiTheme="majorHAnsi" w:cstheme="majorHAnsi"/>
+          <w:b/>
+          <w:bCs/>
+          <w:sz w:val="28"/>
+          <w:szCs w:val="28"/>
+          <w:lang w:val="en-US"/>
+        </w:rPr>
+      </w:pPr>
+      <w:r>
+        <w:rPr>
+          <w:rFonts w:asciiTheme="majorHAnsi" w:hAnsiTheme="majorHAnsi" w:cstheme="majorHAnsi"/>
+          <w:b/>
+          <w:bCs/>
+          <w:sz w:val="28"/>
+          <w:szCs w:val="28"/>
+        </w:rPr>
+        <w:t>Lương</w:t>
+      </w:r>
+    </w:p>
+    <w:p>
+      <w:pPr>
+        <w:numPr>
+          <w:ilvl w:val="0"/>
+          <w:numId w:val="10"/>
+        </w:numPr>
+        <w:rPr>
+          <w:rFonts w:asciiTheme="majorHAnsi" w:hAnsiTheme="majorHAnsi" w:cstheme="majorHAnsi"/>
+          <w:sz w:val="28"/>
+          <w:szCs w:val="28"/>
+        </w:rPr>
+      </w:pPr>
+      <w:r>
+        <w:rPr>
+          <w:rFonts w:asciiTheme="majorHAnsi" w:hAnsiTheme="majorHAnsi" w:cstheme="majorHAnsi"/>
+          <w:sz w:val="28"/>
+          <w:szCs w:val="28"/>
+          <w:lang w:val="en-US"/>
+        </w:rPr>
+        <w:t>Thống kê giờ làm</w:t>
+      </w:r>
+      <w:r>
+        <w:rPr>
+          <w:rFonts w:asciiTheme="majorHAnsi" w:hAnsiTheme="majorHAnsi" w:cstheme="majorHAnsi"/>
+          <w:sz w:val="28"/>
+          <w:szCs w:val="28"/>
+          <w:lang w:val="en-US"/>
+        </w:rPr>
+        <w:t xml:space="preserve"> và mức lương</w:t>
+      </w:r>
+      <w:r>
+        <w:rPr>
+          <w:rFonts w:asciiTheme="majorHAnsi" w:hAnsiTheme="majorHAnsi" w:cstheme="majorHAnsi"/>
+          <w:sz w:val="28"/>
+          <w:szCs w:val="28"/>
+          <w:lang w:val="en-US"/>
+        </w:rPr>
+        <w:t xml:space="preserve"> của từng thành viên, kiểm tra việc chấm công</w:t>
+      </w:r>
+    </w:p>
+    <w:p>
+      <w:pPr>
+        <w:rPr>
+          <w:rFonts w:ascii="Times New Roman" w:hAnsi="Times New Roman" w:cstheme="majorHAnsi"/>
+          <w:b/>
+          <w:bCs/>
+          <w:sz w:val="30"/>
+          <w:szCs w:val="30"/>
+        </w:rPr>
+      </w:pPr>
+      <w:r>
+        <w:rPr>
+          <w:rFonts w:ascii="Times New Roman" w:hAnsi="Times New Roman" w:cstheme="majorHAnsi"/>
+          <w:b/>
+          <w:bCs/>
+          <w:sz w:val="30"/>
+          <w:szCs w:val="30"/>
+          <w:lang w:val="en-US"/>
+        </w:rPr>
+        <w:t>C</w:t>
+      </w:r>
+      <w:r>
+        <w:rPr>
+          <w:rFonts w:ascii="Times New Roman" w:hAnsi="Times New Roman" w:cstheme="majorHAnsi"/>
+          <w:b/>
+          <w:bCs/>
+          <w:sz w:val="30"/>
+          <w:szCs w:val="30"/>
+        </w:rPr>
+        <w:t>. Nhân viên</w:t>
+      </w:r>
+    </w:p>
+    <w:p>
+      <w:pPr>
+        <w:numPr>
+          <w:ilvl w:val="0"/>
+          <w:numId w:val="12"/>
+        </w:numPr>
+        <w:rPr>
+          <w:rFonts w:asciiTheme="majorHAnsi" w:hAnsiTheme="majorHAnsi" w:cstheme="majorHAnsi"/>
+          <w:sz w:val="28"/>
+          <w:szCs w:val="28"/>
+        </w:rPr>
+      </w:pPr>
+      <w:r>
+        <w:rPr>
+          <w:rFonts w:asciiTheme="majorHAnsi" w:hAnsiTheme="majorHAnsi" w:cstheme="majorHAnsi"/>
+          <w:sz w:val="28"/>
+          <w:szCs w:val="28"/>
+        </w:rPr>
+        <w:t>Đăng nhập, đổi mật khẩu, cập nhật thông tin cá nhân (s</w:t>
+      </w:r>
+      <w:r>
+        <w:rPr>
+          <w:rFonts w:asciiTheme="majorHAnsi" w:hAnsiTheme="majorHAnsi" w:cstheme="majorHAnsi"/>
+          <w:sz w:val="28"/>
+          <w:szCs w:val="28"/>
+          <w:lang w:val="en-US"/>
+        </w:rPr>
+        <w:t>đt, địa chỉ, giới tính…)</w:t>
+      </w:r>
+    </w:p>
+    <w:p>
+      <w:pPr>
+        <w:numPr>
+          <w:ilvl w:val="0"/>
+          <w:numId w:val="12"/>
+        </w:numPr>
+        <w:rPr>
+          <w:rFonts w:asciiTheme="majorHAnsi" w:hAnsiTheme="majorHAnsi" w:cstheme="majorHAnsi"/>
+          <w:sz w:val="28"/>
+          <w:szCs w:val="28"/>
+        </w:rPr>
+      </w:pPr>
+      <w:r>
+        <w:rPr>
+          <w:rFonts w:asciiTheme="majorHAnsi" w:hAnsiTheme="majorHAnsi" w:cstheme="majorHAnsi"/>
+          <w:sz w:val="28"/>
+          <w:szCs w:val="28"/>
+        </w:rPr>
+        <w:t xml:space="preserve">Xem lịch làm tuần này </w:t>
+      </w:r>
+      <w:r>
+        <w:rPr>
+          <w:rFonts w:asciiTheme="majorHAnsi" w:hAnsiTheme="majorHAnsi" w:cstheme="majorHAnsi"/>
+          <w:sz w:val="28"/>
+          <w:szCs w:val="28"/>
+          <w:lang w:val="en-US"/>
+        </w:rPr>
+        <w:t>và tuần sau</w:t>
+      </w:r>
+    </w:p>
+    <w:p>
+      <w:pPr>
+        <w:numPr>
+          <w:ilvl w:val="0"/>
+          <w:numId w:val="12"/>
+        </w:numPr>
+        <w:rPr>
+          <w:rFonts w:asciiTheme="majorHAnsi" w:hAnsiTheme="majorHAnsi" w:cstheme="majorHAnsi"/>
+          <w:sz w:val="28"/>
+          <w:szCs w:val="28"/>
+        </w:rPr>
+      </w:pPr>
+      <w:r>
+        <w:rPr>
+          <w:rFonts w:asciiTheme="majorHAnsi" w:hAnsiTheme="majorHAnsi" w:cstheme="majorHAnsi"/>
+          <w:sz w:val="28"/>
+          <w:szCs w:val="28"/>
+        </w:rPr>
+        <w:t xml:space="preserve">Chấm công vào ca / ra ca </w:t>
+      </w:r>
+    </w:p>
+    <w:p>
+      <w:pPr>
+        <w:numPr>
+          <w:ilvl w:val="0"/>
+          <w:numId w:val="12"/>
+        </w:numPr>
+        <w:rPr>
+          <w:rFonts w:asciiTheme="majorHAnsi" w:hAnsiTheme="majorHAnsi" w:cstheme="majorHAnsi"/>
+          <w:sz w:val="28"/>
+          <w:szCs w:val="28"/>
+        </w:rPr>
+      </w:pPr>
+      <w:r>
+        <w:rPr>
+          <w:rFonts w:asciiTheme="majorHAnsi" w:hAnsiTheme="majorHAnsi" w:cstheme="majorHAnsi"/>
+          <w:sz w:val="28"/>
+          <w:szCs w:val="28"/>
+        </w:rPr>
+        <w:t xml:space="preserve">Xem bảng chấm công và bảng lương của chính mình </w:t>
+      </w:r>
+    </w:p>
+    <w:p>
+      <w:pPr>
+        <w:rPr>
+          <w:b/>
+          <w:bCs/>
+          <w:sz w:val="36"/>
+          <w:szCs w:val="36"/>
+          <w:lang w:val="en-US"/>
+        </w:rPr>
+      </w:pPr>
+    </w:p>
+    <w:p>
+      <w:pPr>
+        <w:rPr>
+          <w:b/>
+          <w:bCs/>
+          <w:sz w:val="36"/>
+          <w:szCs w:val="36"/>
+          <w:lang w:val="en-US"/>
+        </w:rPr>
+      </w:pPr>
+    </w:p>
+    <w:p>
+      <w:pPr>
+        <w:rPr>
+          <w:b/>
+          <w:bCs/>
+          <w:sz w:val="36"/>
+          <w:szCs w:val="36"/>
+          <w:lang w:val="en-US"/>
+        </w:rPr>
+      </w:pPr>
+    </w:p>
+    <w:p>
+      <w:pPr>
+        <w:rPr>
+          <w:b/>
+          <w:bCs/>
+          <w:sz w:val="36"/>
+          <w:szCs w:val="36"/>
+          <w:lang w:val="en-US"/>
+        </w:rPr>
+      </w:pPr>
+    </w:p>
+    <w:p>
+      <w:pPr>
+        <w:rPr>
+          <w:b/>
+          <w:bCs/>
+          <w:sz w:val="36"/>
+          <w:szCs w:val="36"/>
+          <w:lang w:val="en-US"/>
+        </w:rPr>
+      </w:pPr>
+    </w:p>
+    <w:p>
+      <w:pPr>
+        <w:rPr>
+          <w:b/>
+          <w:bCs/>
+          <w:sz w:val="36"/>
+          <w:szCs w:val="36"/>
+          <w:lang w:val="en-US"/>
+        </w:rPr>
+      </w:pPr>
+    </w:p>
+    <w:p>
+      <w:pPr>
+        <w:rPr>
+          <w:b/>
+          <w:bCs/>
+          <w:sz w:val="36"/>
+          <w:szCs w:val="36"/>
+          <w:lang w:val="en-US"/>
+        </w:rPr>
+      </w:pPr>
+    </w:p>
+    <w:p>
+      <w:pPr>
+        <w:rPr>
+          <w:b/>
+          <w:bCs/>
+          <w:sz w:val="36"/>
+          <w:szCs w:val="36"/>
+          <w:lang w:val="en-US"/>
+        </w:rPr>
+      </w:pPr>
+    </w:p>
+    <w:p>
+      <w:pPr>
+        <w:rPr>
+          <w:b/>
+          <w:bCs/>
+          <w:sz w:val="36"/>
+          <w:szCs w:val="36"/>
+          <w:lang w:val="en-US"/>
+        </w:rPr>
+      </w:pPr>
+    </w:p>
+    <w:p>
+      <w:pPr>
+        <w:rPr>
+          <w:b/>
+          <w:bCs/>
+          <w:sz w:val="36"/>
+          <w:szCs w:val="36"/>
+          <w:lang w:val="en-US"/>
+        </w:rPr>
+      </w:pPr>
+    </w:p>
+    <w:p>
+      <w:pPr>
+        <w:rPr>
+          <w:b/>
+          <w:bCs/>
+          <w:sz w:val="36"/>
+          <w:szCs w:val="36"/>
+          <w:lang w:val="en-US"/>
+        </w:rPr>
+      </w:pPr>
+    </w:p>
+    <w:p>
+      <w:pPr>
+        <w:rPr>
+          <w:b/>
+          <w:bCs/>
+          <w:sz w:val="36"/>
+          <w:szCs w:val="36"/>
+          <w:lang w:val="en-US"/>
+        </w:rPr>
+      </w:pPr>
+    </w:p>
+    <w:p>
+      <w:pPr>
+        <w:rPr>
+          <w:b/>
+          <w:bCs/>
+          <w:sz w:val="36"/>
+          <w:szCs w:val="36"/>
+          <w:lang w:val="en-US"/>
+        </w:rPr>
+      </w:pPr>
+    </w:p>
+    <w:p>
+      <w:pPr>
+        <w:rPr>
+          <w:b/>
+          <w:bCs/>
+          <w:sz w:val="36"/>
+          <w:szCs w:val="36"/>
+          <w:lang w:val="en-US"/>
+        </w:rPr>
+      </w:pPr>
+    </w:p>
+    <w:p>
+      <w:pPr>
+        <w:rPr>
+          <w:b/>
+          <w:bCs/>
+          <w:sz w:val="36"/>
+          <w:szCs w:val="36"/>
+          <w:lang w:val="en-US"/>
+        </w:rPr>
+      </w:pPr>
+      <w:r>
+        <w:rPr>
+          <w:b/>
+          <w:bCs/>
+          <w:sz w:val="36"/>
+          <w:szCs w:val="36"/>
+          <w:lang w:val="en-US"/>
+        </w:rPr>
+        <w:lastRenderedPageBreak/>
         <w:t>Quản Lí Nhân Sự</w:t>
       </w:r>
     </w:p>
@@ -1507,7 +3051,6 @@
           <w:sz w:val="28"/>
           <w:lang w:val="en-US"/>
         </w:rPr>
-        <w:lastRenderedPageBreak/>
         <w:t xml:space="preserve">Sắp xếp theo mã nhân viên, tên </w:t>
       </w:r>
     </w:p>
@@ -1557,6 +3100,155 @@
 <file path=word/numbering.xml><?xml version="1.0" encoding="utf-8"?>
 <w:numbering xmlns:wpc="http://schemas.microsoft.com/office/word/2010/wordprocessingCanvas" xmlns:cx="http://schemas.microsoft.com/office/drawing/2014/chartex" xmlns:cx1="http://schemas.microsoft.com/office/drawing/2015/9/8/chartex" xmlns:cx2="http://schemas.microsoft.com/office/drawing/2015/10/21/chartex" xmlns:cx3="http://schemas.microsoft.com/office/drawing/2016/5/9/chartex" xmlns:cx4="http://schemas.microsoft.com/office/drawing/2016/5/10/chartex" xmlns:cx5="http://schemas.microsoft.com/office/drawing/2016/5/11/chartex" xmlns:cx6="http://schemas.microsoft.com/office/drawing/2016/5/12/chartex" xmlns:cx7="http://schemas.microsoft.com/office/drawing/2016/5/13/chartex" xmlns:cx8="http://schemas.microsoft.com/office/drawing/2016/5/14/chartex" xmlns:mc="http://schemas.openxmlformats.org/markup-compatibility/2006" xmlns:aink="http://schemas.microsoft.com/office/drawing/2016/ink" xmlns:am3d="http://schemas.microsoft.com/office/drawing/2017/model3d" xmlns:o="urn:schemas-microsoft-com:office:office" xmlns:oel="http://schemas.microsoft.com/office/2019/extlst" xmlns:r="http://schemas.openxmlformats.org/officeDocument/2006/relationships" xmlns:m="http://schemas.openxmlformats.org/officeDocument/2006/math" xmlns:v="urn:schemas-microsoft-com:vml" xmlns:wp14="http://schemas.microsoft.com/office/word/2010/wordprocessingDrawing" xmlns:wp="http://schemas.openxmlformats.org/drawingml/2006/wordprocessingDrawing" xmlns:w10="urn:schemas-microsoft-com:office:word" xmlns:w="http://schemas.openxmlformats.org/wordprocessingml/2006/main" xmlns:w14="http://schemas.microsoft.com/office/word/2010/wordml" xmlns:w15="http://schemas.microsoft.com/office/word/2012/wordml" xmlns:w16cex="http://schemas.microsoft.com/office/word/2018/wordml/cex" xmlns:w16cid="http://schemas.microsoft.com/office/word/2016/wordml/cid" xmlns:w16="http://schemas.microsoft.com/office/word/2018/wordml" xmlns:w16du="http://schemas.microsoft.com/office/word/2023/wordml/word16du" xmlns:w16sdtdh="http://schemas.microsoft.com/office/word/2020/wordml/sdtdatahash" xmlns:w16sdtfl="http://schemas.microsoft.com/office/word/2024/wordml/sdtformatlock" xmlns:w16se="http://schemas.microsoft.com/office/word/2015/wordml/symex" xmlns:wpg="http://schemas.microsoft.com/office/word/2010/wordprocessingGroup" xmlns:wpi="http://schemas.microsoft.com/office/word/2010/wordprocessingInk" xmlns:wne="http://schemas.microsoft.com/office/word/2006/wordml" xmlns:wps="http://schemas.microsoft.com/office/word/2010/wordprocessingShape" mc:Ignorable="w14 w15 w16se w16cid w16 w16cex w16sdtdh w16sdtfl w16du wp14">
   <w:abstractNum w:abstractNumId="0" w15:restartNumberingAfterBreak="0">
+    <w:nsid w:val="013157D1"/>
+    <w:multiLevelType w:val="multilevel"/>
+    <w:tmpl w:val="5AD40358"/>
+    <w:lvl w:ilvl="0">
+      <w:start w:val="1"/>
+      <w:numFmt w:val="bullet"/>
+      <w:lvlText w:val=""/>
+      <w:lvlJc w:val="left"/>
+      <w:pPr>
+        <w:tabs>
+          <w:tab w:val="num" w:pos="720"/>
+        </w:tabs>
+        <w:ind w:left="720" w:hanging="360"/>
+      </w:pPr>
+      <w:rPr>
+        <w:rFonts w:ascii="Symbol" w:hAnsi="Symbol" w:hint="default"/>
+        <w:sz w:val="20"/>
+      </w:rPr>
+    </w:lvl>
+    <w:lvl w:ilvl="1" w:tentative="1">
+      <w:start w:val="1"/>
+      <w:numFmt w:val="bullet"/>
+      <w:lvlText w:val="o"/>
+      <w:lvlJc w:val="left"/>
+      <w:pPr>
+        <w:tabs>
+          <w:tab w:val="num" w:pos="1440"/>
+        </w:tabs>
+        <w:ind w:left="1440" w:hanging="360"/>
+      </w:pPr>
+      <w:rPr>
+        <w:rFonts w:ascii="Courier New" w:hAnsi="Courier New" w:hint="default"/>
+        <w:sz w:val="20"/>
+      </w:rPr>
+    </w:lvl>
+    <w:lvl w:ilvl="2" w:tentative="1">
+      <w:start w:val="1"/>
+      <w:numFmt w:val="bullet"/>
+      <w:lvlText w:val=""/>
+      <w:lvlJc w:val="left"/>
+      <w:pPr>
+        <w:tabs>
+          <w:tab w:val="num" w:pos="2160"/>
+        </w:tabs>
+        <w:ind w:left="2160" w:hanging="360"/>
+      </w:pPr>
+      <w:rPr>
+        <w:rFonts w:ascii="Wingdings" w:hAnsi="Wingdings" w:hint="default"/>
+        <w:sz w:val="20"/>
+      </w:rPr>
+    </w:lvl>
+    <w:lvl w:ilvl="3" w:tentative="1">
+      <w:start w:val="1"/>
+      <w:numFmt w:val="bullet"/>
+      <w:lvlText w:val=""/>
+      <w:lvlJc w:val="left"/>
+      <w:pPr>
+        <w:tabs>
+          <w:tab w:val="num" w:pos="2880"/>
+        </w:tabs>
+        <w:ind w:left="2880" w:hanging="360"/>
+      </w:pPr>
+      <w:rPr>
+        <w:rFonts w:ascii="Wingdings" w:hAnsi="Wingdings" w:hint="default"/>
+        <w:sz w:val="20"/>
+      </w:rPr>
+    </w:lvl>
+    <w:lvl w:ilvl="4" w:tentative="1">
+      <w:start w:val="1"/>
+      <w:numFmt w:val="bullet"/>
+      <w:lvlText w:val=""/>
+      <w:lvlJc w:val="left"/>
+      <w:pPr>
+        <w:tabs>
+          <w:tab w:val="num" w:pos="3600"/>
+        </w:tabs>
+        <w:ind w:left="3600" w:hanging="360"/>
+      </w:pPr>
+      <w:rPr>
+        <w:rFonts w:ascii="Wingdings" w:hAnsi="Wingdings" w:hint="default"/>
+        <w:sz w:val="20"/>
+      </w:rPr>
+    </w:lvl>
+    <w:lvl w:ilvl="5" w:tentative="1">
+      <w:start w:val="1"/>
+      <w:numFmt w:val="bullet"/>
+      <w:lvlText w:val=""/>
+      <w:lvlJc w:val="left"/>
+      <w:pPr>
+        <w:tabs>
+          <w:tab w:val="num" w:pos="4320"/>
+        </w:tabs>
+        <w:ind w:left="4320" w:hanging="360"/>
+      </w:pPr>
+      <w:rPr>
+        <w:rFonts w:ascii="Wingdings" w:hAnsi="Wingdings" w:hint="default"/>
+        <w:sz w:val="20"/>
+      </w:rPr>
+    </w:lvl>
+    <w:lvl w:ilvl="6" w:tentative="1">
+      <w:start w:val="1"/>
+      <w:numFmt w:val="bullet"/>
+      <w:lvlText w:val=""/>
+      <w:lvlJc w:val="left"/>
+      <w:pPr>
+        <w:tabs>
+          <w:tab w:val="num" w:pos="5040"/>
+        </w:tabs>
+        <w:ind w:left="5040" w:hanging="360"/>
+      </w:pPr>
+      <w:rPr>
+        <w:rFonts w:ascii="Wingdings" w:hAnsi="Wingdings" w:hint="default"/>
+        <w:sz w:val="20"/>
+      </w:rPr>
+    </w:lvl>
+    <w:lvl w:ilvl="7" w:tentative="1">
+      <w:start w:val="1"/>
+      <w:numFmt w:val="bullet"/>
+      <w:lvlText w:val=""/>
+      <w:lvlJc w:val="left"/>
+      <w:pPr>
+        <w:tabs>
+          <w:tab w:val="num" w:pos="5760"/>
+        </w:tabs>
+        <w:ind w:left="5760" w:hanging="360"/>
+      </w:pPr>
+      <w:rPr>
+        <w:rFonts w:ascii="Wingdings" w:hAnsi="Wingdings" w:hint="default"/>
+        <w:sz w:val="20"/>
+      </w:rPr>
+    </w:lvl>
+    <w:lvl w:ilvl="8" w:tentative="1">
+      <w:start w:val="1"/>
+      <w:numFmt w:val="bullet"/>
+      <w:lvlText w:val=""/>
+      <w:lvlJc w:val="left"/>
+      <w:pPr>
+        <w:tabs>
+          <w:tab w:val="num" w:pos="6480"/>
+        </w:tabs>
+        <w:ind w:left="6480" w:hanging="360"/>
+      </w:pPr>
+      <w:rPr>
+        <w:rFonts w:ascii="Wingdings" w:hAnsi="Wingdings" w:hint="default"/>
+        <w:sz w:val="20"/>
+      </w:rPr>
+    </w:lvl>
+  </w:abstractNum>
+  <w:abstractNum w:abstractNumId="1" w15:restartNumberingAfterBreak="0">
     <w:nsid w:val="04491E14"/>
     <w:multiLevelType w:val="hybridMultilevel"/>
     <w:tmpl w:val="A8066F4A"/>
@@ -1669,8 +3361,1531 @@
       </w:rPr>
     </w:lvl>
   </w:abstractNum>
+  <w:abstractNum w:abstractNumId="2" w15:restartNumberingAfterBreak="0">
+    <w:nsid w:val="25655921"/>
+    <w:multiLevelType w:val="multilevel"/>
+    <w:tmpl w:val="3B14E0A2"/>
+    <w:lvl w:ilvl="0">
+      <w:start w:val="1"/>
+      <w:numFmt w:val="bullet"/>
+      <w:lvlText w:val=""/>
+      <w:lvlJc w:val="left"/>
+      <w:pPr>
+        <w:tabs>
+          <w:tab w:val="num" w:pos="720"/>
+        </w:tabs>
+        <w:ind w:left="720" w:hanging="360"/>
+      </w:pPr>
+      <w:rPr>
+        <w:rFonts w:ascii="Symbol" w:hAnsi="Symbol" w:hint="default"/>
+        <w:sz w:val="20"/>
+      </w:rPr>
+    </w:lvl>
+    <w:lvl w:ilvl="1" w:tentative="1">
+      <w:start w:val="1"/>
+      <w:numFmt w:val="bullet"/>
+      <w:lvlText w:val="o"/>
+      <w:lvlJc w:val="left"/>
+      <w:pPr>
+        <w:tabs>
+          <w:tab w:val="num" w:pos="1440"/>
+        </w:tabs>
+        <w:ind w:left="1440" w:hanging="360"/>
+      </w:pPr>
+      <w:rPr>
+        <w:rFonts w:ascii="Courier New" w:hAnsi="Courier New" w:hint="default"/>
+        <w:sz w:val="20"/>
+      </w:rPr>
+    </w:lvl>
+    <w:lvl w:ilvl="2" w:tentative="1">
+      <w:start w:val="1"/>
+      <w:numFmt w:val="bullet"/>
+      <w:lvlText w:val=""/>
+      <w:lvlJc w:val="left"/>
+      <w:pPr>
+        <w:tabs>
+          <w:tab w:val="num" w:pos="2160"/>
+        </w:tabs>
+        <w:ind w:left="2160" w:hanging="360"/>
+      </w:pPr>
+      <w:rPr>
+        <w:rFonts w:ascii="Wingdings" w:hAnsi="Wingdings" w:hint="default"/>
+        <w:sz w:val="20"/>
+      </w:rPr>
+    </w:lvl>
+    <w:lvl w:ilvl="3" w:tentative="1">
+      <w:start w:val="1"/>
+      <w:numFmt w:val="bullet"/>
+      <w:lvlText w:val=""/>
+      <w:lvlJc w:val="left"/>
+      <w:pPr>
+        <w:tabs>
+          <w:tab w:val="num" w:pos="2880"/>
+        </w:tabs>
+        <w:ind w:left="2880" w:hanging="360"/>
+      </w:pPr>
+      <w:rPr>
+        <w:rFonts w:ascii="Wingdings" w:hAnsi="Wingdings" w:hint="default"/>
+        <w:sz w:val="20"/>
+      </w:rPr>
+    </w:lvl>
+    <w:lvl w:ilvl="4" w:tentative="1">
+      <w:start w:val="1"/>
+      <w:numFmt w:val="bullet"/>
+      <w:lvlText w:val=""/>
+      <w:lvlJc w:val="left"/>
+      <w:pPr>
+        <w:tabs>
+          <w:tab w:val="num" w:pos="3600"/>
+        </w:tabs>
+        <w:ind w:left="3600" w:hanging="360"/>
+      </w:pPr>
+      <w:rPr>
+        <w:rFonts w:ascii="Wingdings" w:hAnsi="Wingdings" w:hint="default"/>
+        <w:sz w:val="20"/>
+      </w:rPr>
+    </w:lvl>
+    <w:lvl w:ilvl="5" w:tentative="1">
+      <w:start w:val="1"/>
+      <w:numFmt w:val="bullet"/>
+      <w:lvlText w:val=""/>
+      <w:lvlJc w:val="left"/>
+      <w:pPr>
+        <w:tabs>
+          <w:tab w:val="num" w:pos="4320"/>
+        </w:tabs>
+        <w:ind w:left="4320" w:hanging="360"/>
+      </w:pPr>
+      <w:rPr>
+        <w:rFonts w:ascii="Wingdings" w:hAnsi="Wingdings" w:hint="default"/>
+        <w:sz w:val="20"/>
+      </w:rPr>
+    </w:lvl>
+    <w:lvl w:ilvl="6" w:tentative="1">
+      <w:start w:val="1"/>
+      <w:numFmt w:val="bullet"/>
+      <w:lvlText w:val=""/>
+      <w:lvlJc w:val="left"/>
+      <w:pPr>
+        <w:tabs>
+          <w:tab w:val="num" w:pos="5040"/>
+        </w:tabs>
+        <w:ind w:left="5040" w:hanging="360"/>
+      </w:pPr>
+      <w:rPr>
+        <w:rFonts w:ascii="Wingdings" w:hAnsi="Wingdings" w:hint="default"/>
+        <w:sz w:val="20"/>
+      </w:rPr>
+    </w:lvl>
+    <w:lvl w:ilvl="7" w:tentative="1">
+      <w:start w:val="1"/>
+      <w:numFmt w:val="bullet"/>
+      <w:lvlText w:val=""/>
+      <w:lvlJc w:val="left"/>
+      <w:pPr>
+        <w:tabs>
+          <w:tab w:val="num" w:pos="5760"/>
+        </w:tabs>
+        <w:ind w:left="5760" w:hanging="360"/>
+      </w:pPr>
+      <w:rPr>
+        <w:rFonts w:ascii="Wingdings" w:hAnsi="Wingdings" w:hint="default"/>
+        <w:sz w:val="20"/>
+      </w:rPr>
+    </w:lvl>
+    <w:lvl w:ilvl="8" w:tentative="1">
+      <w:start w:val="1"/>
+      <w:numFmt w:val="bullet"/>
+      <w:lvlText w:val=""/>
+      <w:lvlJc w:val="left"/>
+      <w:pPr>
+        <w:tabs>
+          <w:tab w:val="num" w:pos="6480"/>
+        </w:tabs>
+        <w:ind w:left="6480" w:hanging="360"/>
+      </w:pPr>
+      <w:rPr>
+        <w:rFonts w:ascii="Wingdings" w:hAnsi="Wingdings" w:hint="default"/>
+        <w:sz w:val="20"/>
+      </w:rPr>
+    </w:lvl>
+  </w:abstractNum>
+  <w:abstractNum w:abstractNumId="3" w15:restartNumberingAfterBreak="0">
+    <w:nsid w:val="2F980760"/>
+    <w:multiLevelType w:val="multilevel"/>
+    <w:tmpl w:val="5FB8A47C"/>
+    <w:lvl w:ilvl="0">
+      <w:start w:val="1"/>
+      <w:numFmt w:val="bullet"/>
+      <w:lvlText w:val=""/>
+      <w:lvlJc w:val="left"/>
+      <w:pPr>
+        <w:tabs>
+          <w:tab w:val="num" w:pos="720"/>
+        </w:tabs>
+        <w:ind w:left="720" w:hanging="360"/>
+      </w:pPr>
+      <w:rPr>
+        <w:rFonts w:ascii="Symbol" w:hAnsi="Symbol" w:hint="default"/>
+        <w:sz w:val="20"/>
+      </w:rPr>
+    </w:lvl>
+    <w:lvl w:ilvl="1" w:tentative="1">
+      <w:start w:val="1"/>
+      <w:numFmt w:val="bullet"/>
+      <w:lvlText w:val="o"/>
+      <w:lvlJc w:val="left"/>
+      <w:pPr>
+        <w:tabs>
+          <w:tab w:val="num" w:pos="1440"/>
+        </w:tabs>
+        <w:ind w:left="1440" w:hanging="360"/>
+      </w:pPr>
+      <w:rPr>
+        <w:rFonts w:ascii="Courier New" w:hAnsi="Courier New" w:hint="default"/>
+        <w:sz w:val="20"/>
+      </w:rPr>
+    </w:lvl>
+    <w:lvl w:ilvl="2" w:tentative="1">
+      <w:start w:val="1"/>
+      <w:numFmt w:val="bullet"/>
+      <w:lvlText w:val=""/>
+      <w:lvlJc w:val="left"/>
+      <w:pPr>
+        <w:tabs>
+          <w:tab w:val="num" w:pos="2160"/>
+        </w:tabs>
+        <w:ind w:left="2160" w:hanging="360"/>
+      </w:pPr>
+      <w:rPr>
+        <w:rFonts w:ascii="Wingdings" w:hAnsi="Wingdings" w:hint="default"/>
+        <w:sz w:val="20"/>
+      </w:rPr>
+    </w:lvl>
+    <w:lvl w:ilvl="3" w:tentative="1">
+      <w:start w:val="1"/>
+      <w:numFmt w:val="bullet"/>
+      <w:lvlText w:val=""/>
+      <w:lvlJc w:val="left"/>
+      <w:pPr>
+        <w:tabs>
+          <w:tab w:val="num" w:pos="2880"/>
+        </w:tabs>
+        <w:ind w:left="2880" w:hanging="360"/>
+      </w:pPr>
+      <w:rPr>
+        <w:rFonts w:ascii="Wingdings" w:hAnsi="Wingdings" w:hint="default"/>
+        <w:sz w:val="20"/>
+      </w:rPr>
+    </w:lvl>
+    <w:lvl w:ilvl="4" w:tentative="1">
+      <w:start w:val="1"/>
+      <w:numFmt w:val="bullet"/>
+      <w:lvlText w:val=""/>
+      <w:lvlJc w:val="left"/>
+      <w:pPr>
+        <w:tabs>
+          <w:tab w:val="num" w:pos="3600"/>
+        </w:tabs>
+        <w:ind w:left="3600" w:hanging="360"/>
+      </w:pPr>
+      <w:rPr>
+        <w:rFonts w:ascii="Wingdings" w:hAnsi="Wingdings" w:hint="default"/>
+        <w:sz w:val="20"/>
+      </w:rPr>
+    </w:lvl>
+    <w:lvl w:ilvl="5" w:tentative="1">
+      <w:start w:val="1"/>
+      <w:numFmt w:val="bullet"/>
+      <w:lvlText w:val=""/>
+      <w:lvlJc w:val="left"/>
+      <w:pPr>
+        <w:tabs>
+          <w:tab w:val="num" w:pos="4320"/>
+        </w:tabs>
+        <w:ind w:left="4320" w:hanging="360"/>
+      </w:pPr>
+      <w:rPr>
+        <w:rFonts w:ascii="Wingdings" w:hAnsi="Wingdings" w:hint="default"/>
+        <w:sz w:val="20"/>
+      </w:rPr>
+    </w:lvl>
+    <w:lvl w:ilvl="6" w:tentative="1">
+      <w:start w:val="1"/>
+      <w:numFmt w:val="bullet"/>
+      <w:lvlText w:val=""/>
+      <w:lvlJc w:val="left"/>
+      <w:pPr>
+        <w:tabs>
+          <w:tab w:val="num" w:pos="5040"/>
+        </w:tabs>
+        <w:ind w:left="5040" w:hanging="360"/>
+      </w:pPr>
+      <w:rPr>
+        <w:rFonts w:ascii="Wingdings" w:hAnsi="Wingdings" w:hint="default"/>
+        <w:sz w:val="20"/>
+      </w:rPr>
+    </w:lvl>
+    <w:lvl w:ilvl="7" w:tentative="1">
+      <w:start w:val="1"/>
+      <w:numFmt w:val="bullet"/>
+      <w:lvlText w:val=""/>
+      <w:lvlJc w:val="left"/>
+      <w:pPr>
+        <w:tabs>
+          <w:tab w:val="num" w:pos="5760"/>
+        </w:tabs>
+        <w:ind w:left="5760" w:hanging="360"/>
+      </w:pPr>
+      <w:rPr>
+        <w:rFonts w:ascii="Wingdings" w:hAnsi="Wingdings" w:hint="default"/>
+        <w:sz w:val="20"/>
+      </w:rPr>
+    </w:lvl>
+    <w:lvl w:ilvl="8" w:tentative="1">
+      <w:start w:val="1"/>
+      <w:numFmt w:val="bullet"/>
+      <w:lvlText w:val=""/>
+      <w:lvlJc w:val="left"/>
+      <w:pPr>
+        <w:tabs>
+          <w:tab w:val="num" w:pos="6480"/>
+        </w:tabs>
+        <w:ind w:left="6480" w:hanging="360"/>
+      </w:pPr>
+      <w:rPr>
+        <w:rFonts w:ascii="Wingdings" w:hAnsi="Wingdings" w:hint="default"/>
+        <w:sz w:val="20"/>
+      </w:rPr>
+    </w:lvl>
+  </w:abstractNum>
+  <w:abstractNum w:abstractNumId="4" w15:restartNumberingAfterBreak="0">
+    <w:nsid w:val="372535AD"/>
+    <w:multiLevelType w:val="multilevel"/>
+    <w:tmpl w:val="CB4A86DA"/>
+    <w:lvl w:ilvl="0">
+      <w:start w:val="1"/>
+      <w:numFmt w:val="bullet"/>
+      <w:lvlText w:val=""/>
+      <w:lvlJc w:val="left"/>
+      <w:pPr>
+        <w:tabs>
+          <w:tab w:val="num" w:pos="720"/>
+        </w:tabs>
+        <w:ind w:left="720" w:hanging="360"/>
+      </w:pPr>
+      <w:rPr>
+        <w:rFonts w:ascii="Symbol" w:hAnsi="Symbol" w:hint="default"/>
+        <w:sz w:val="20"/>
+      </w:rPr>
+    </w:lvl>
+    <w:lvl w:ilvl="1" w:tentative="1">
+      <w:start w:val="1"/>
+      <w:numFmt w:val="bullet"/>
+      <w:lvlText w:val="o"/>
+      <w:lvlJc w:val="left"/>
+      <w:pPr>
+        <w:tabs>
+          <w:tab w:val="num" w:pos="1440"/>
+        </w:tabs>
+        <w:ind w:left="1440" w:hanging="360"/>
+      </w:pPr>
+      <w:rPr>
+        <w:rFonts w:ascii="Courier New" w:hAnsi="Courier New" w:hint="default"/>
+        <w:sz w:val="20"/>
+      </w:rPr>
+    </w:lvl>
+    <w:lvl w:ilvl="2" w:tentative="1">
+      <w:start w:val="1"/>
+      <w:numFmt w:val="bullet"/>
+      <w:lvlText w:val=""/>
+      <w:lvlJc w:val="left"/>
+      <w:pPr>
+        <w:tabs>
+          <w:tab w:val="num" w:pos="2160"/>
+        </w:tabs>
+        <w:ind w:left="2160" w:hanging="360"/>
+      </w:pPr>
+      <w:rPr>
+        <w:rFonts w:ascii="Wingdings" w:hAnsi="Wingdings" w:hint="default"/>
+        <w:sz w:val="20"/>
+      </w:rPr>
+    </w:lvl>
+    <w:lvl w:ilvl="3" w:tentative="1">
+      <w:start w:val="1"/>
+      <w:numFmt w:val="bullet"/>
+      <w:lvlText w:val=""/>
+      <w:lvlJc w:val="left"/>
+      <w:pPr>
+        <w:tabs>
+          <w:tab w:val="num" w:pos="2880"/>
+        </w:tabs>
+        <w:ind w:left="2880" w:hanging="360"/>
+      </w:pPr>
+      <w:rPr>
+        <w:rFonts w:ascii="Wingdings" w:hAnsi="Wingdings" w:hint="default"/>
+        <w:sz w:val="20"/>
+      </w:rPr>
+    </w:lvl>
+    <w:lvl w:ilvl="4" w:tentative="1">
+      <w:start w:val="1"/>
+      <w:numFmt w:val="bullet"/>
+      <w:lvlText w:val=""/>
+      <w:lvlJc w:val="left"/>
+      <w:pPr>
+        <w:tabs>
+          <w:tab w:val="num" w:pos="3600"/>
+        </w:tabs>
+        <w:ind w:left="3600" w:hanging="360"/>
+      </w:pPr>
+      <w:rPr>
+        <w:rFonts w:ascii="Wingdings" w:hAnsi="Wingdings" w:hint="default"/>
+        <w:sz w:val="20"/>
+      </w:rPr>
+    </w:lvl>
+    <w:lvl w:ilvl="5" w:tentative="1">
+      <w:start w:val="1"/>
+      <w:numFmt w:val="bullet"/>
+      <w:lvlText w:val=""/>
+      <w:lvlJc w:val="left"/>
+      <w:pPr>
+        <w:tabs>
+          <w:tab w:val="num" w:pos="4320"/>
+        </w:tabs>
+        <w:ind w:left="4320" w:hanging="360"/>
+      </w:pPr>
+      <w:rPr>
+        <w:rFonts w:ascii="Wingdings" w:hAnsi="Wingdings" w:hint="default"/>
+        <w:sz w:val="20"/>
+      </w:rPr>
+    </w:lvl>
+    <w:lvl w:ilvl="6" w:tentative="1">
+      <w:start w:val="1"/>
+      <w:numFmt w:val="bullet"/>
+      <w:lvlText w:val=""/>
+      <w:lvlJc w:val="left"/>
+      <w:pPr>
+        <w:tabs>
+          <w:tab w:val="num" w:pos="5040"/>
+        </w:tabs>
+        <w:ind w:left="5040" w:hanging="360"/>
+      </w:pPr>
+      <w:rPr>
+        <w:rFonts w:ascii="Wingdings" w:hAnsi="Wingdings" w:hint="default"/>
+        <w:sz w:val="20"/>
+      </w:rPr>
+    </w:lvl>
+    <w:lvl w:ilvl="7" w:tentative="1">
+      <w:start w:val="1"/>
+      <w:numFmt w:val="bullet"/>
+      <w:lvlText w:val=""/>
+      <w:lvlJc w:val="left"/>
+      <w:pPr>
+        <w:tabs>
+          <w:tab w:val="num" w:pos="5760"/>
+        </w:tabs>
+        <w:ind w:left="5760" w:hanging="360"/>
+      </w:pPr>
+      <w:rPr>
+        <w:rFonts w:ascii="Wingdings" w:hAnsi="Wingdings" w:hint="default"/>
+        <w:sz w:val="20"/>
+      </w:rPr>
+    </w:lvl>
+    <w:lvl w:ilvl="8" w:tentative="1">
+      <w:start w:val="1"/>
+      <w:numFmt w:val="bullet"/>
+      <w:lvlText w:val=""/>
+      <w:lvlJc w:val="left"/>
+      <w:pPr>
+        <w:tabs>
+          <w:tab w:val="num" w:pos="6480"/>
+        </w:tabs>
+        <w:ind w:left="6480" w:hanging="360"/>
+      </w:pPr>
+      <w:rPr>
+        <w:rFonts w:ascii="Wingdings" w:hAnsi="Wingdings" w:hint="default"/>
+        <w:sz w:val="20"/>
+      </w:rPr>
+    </w:lvl>
+  </w:abstractNum>
+  <w:abstractNum w:abstractNumId="5" w15:restartNumberingAfterBreak="0">
+    <w:nsid w:val="38EF7A31"/>
+    <w:multiLevelType w:val="multilevel"/>
+    <w:tmpl w:val="D40674C0"/>
+    <w:lvl w:ilvl="0">
+      <w:start w:val="1"/>
+      <w:numFmt w:val="bullet"/>
+      <w:lvlText w:val=""/>
+      <w:lvlJc w:val="left"/>
+      <w:pPr>
+        <w:tabs>
+          <w:tab w:val="num" w:pos="720"/>
+        </w:tabs>
+        <w:ind w:left="720" w:hanging="360"/>
+      </w:pPr>
+      <w:rPr>
+        <w:rFonts w:ascii="Symbol" w:hAnsi="Symbol" w:hint="default"/>
+        <w:sz w:val="20"/>
+      </w:rPr>
+    </w:lvl>
+    <w:lvl w:ilvl="1" w:tentative="1">
+      <w:start w:val="1"/>
+      <w:numFmt w:val="bullet"/>
+      <w:lvlText w:val="o"/>
+      <w:lvlJc w:val="left"/>
+      <w:pPr>
+        <w:tabs>
+          <w:tab w:val="num" w:pos="1440"/>
+        </w:tabs>
+        <w:ind w:left="1440" w:hanging="360"/>
+      </w:pPr>
+      <w:rPr>
+        <w:rFonts w:ascii="Courier New" w:hAnsi="Courier New" w:hint="default"/>
+        <w:sz w:val="20"/>
+      </w:rPr>
+    </w:lvl>
+    <w:lvl w:ilvl="2" w:tentative="1">
+      <w:start w:val="1"/>
+      <w:numFmt w:val="bullet"/>
+      <w:lvlText w:val=""/>
+      <w:lvlJc w:val="left"/>
+      <w:pPr>
+        <w:tabs>
+          <w:tab w:val="num" w:pos="2160"/>
+        </w:tabs>
+        <w:ind w:left="2160" w:hanging="360"/>
+      </w:pPr>
+      <w:rPr>
+        <w:rFonts w:ascii="Wingdings" w:hAnsi="Wingdings" w:hint="default"/>
+        <w:sz w:val="20"/>
+      </w:rPr>
+    </w:lvl>
+    <w:lvl w:ilvl="3" w:tentative="1">
+      <w:start w:val="1"/>
+      <w:numFmt w:val="bullet"/>
+      <w:lvlText w:val=""/>
+      <w:lvlJc w:val="left"/>
+      <w:pPr>
+        <w:tabs>
+          <w:tab w:val="num" w:pos="2880"/>
+        </w:tabs>
+        <w:ind w:left="2880" w:hanging="360"/>
+      </w:pPr>
+      <w:rPr>
+        <w:rFonts w:ascii="Wingdings" w:hAnsi="Wingdings" w:hint="default"/>
+        <w:sz w:val="20"/>
+      </w:rPr>
+    </w:lvl>
+    <w:lvl w:ilvl="4" w:tentative="1">
+      <w:start w:val="1"/>
+      <w:numFmt w:val="bullet"/>
+      <w:lvlText w:val=""/>
+      <w:lvlJc w:val="left"/>
+      <w:pPr>
+        <w:tabs>
+          <w:tab w:val="num" w:pos="3600"/>
+        </w:tabs>
+        <w:ind w:left="3600" w:hanging="360"/>
+      </w:pPr>
+      <w:rPr>
+        <w:rFonts w:ascii="Wingdings" w:hAnsi="Wingdings" w:hint="default"/>
+        <w:sz w:val="20"/>
+      </w:rPr>
+    </w:lvl>
+    <w:lvl w:ilvl="5" w:tentative="1">
+      <w:start w:val="1"/>
+      <w:numFmt w:val="bullet"/>
+      <w:lvlText w:val=""/>
+      <w:lvlJc w:val="left"/>
+      <w:pPr>
+        <w:tabs>
+          <w:tab w:val="num" w:pos="4320"/>
+        </w:tabs>
+        <w:ind w:left="4320" w:hanging="360"/>
+      </w:pPr>
+      <w:rPr>
+        <w:rFonts w:ascii="Wingdings" w:hAnsi="Wingdings" w:hint="default"/>
+        <w:sz w:val="20"/>
+      </w:rPr>
+    </w:lvl>
+    <w:lvl w:ilvl="6" w:tentative="1">
+      <w:start w:val="1"/>
+      <w:numFmt w:val="bullet"/>
+      <w:lvlText w:val=""/>
+      <w:lvlJc w:val="left"/>
+      <w:pPr>
+        <w:tabs>
+          <w:tab w:val="num" w:pos="5040"/>
+        </w:tabs>
+        <w:ind w:left="5040" w:hanging="360"/>
+      </w:pPr>
+      <w:rPr>
+        <w:rFonts w:ascii="Wingdings" w:hAnsi="Wingdings" w:hint="default"/>
+        <w:sz w:val="20"/>
+      </w:rPr>
+    </w:lvl>
+    <w:lvl w:ilvl="7" w:tentative="1">
+      <w:start w:val="1"/>
+      <w:numFmt w:val="bullet"/>
+      <w:lvlText w:val=""/>
+      <w:lvlJc w:val="left"/>
+      <w:pPr>
+        <w:tabs>
+          <w:tab w:val="num" w:pos="5760"/>
+        </w:tabs>
+        <w:ind w:left="5760" w:hanging="360"/>
+      </w:pPr>
+      <w:rPr>
+        <w:rFonts w:ascii="Wingdings" w:hAnsi="Wingdings" w:hint="default"/>
+        <w:sz w:val="20"/>
+      </w:rPr>
+    </w:lvl>
+    <w:lvl w:ilvl="8" w:tentative="1">
+      <w:start w:val="1"/>
+      <w:numFmt w:val="bullet"/>
+      <w:lvlText w:val=""/>
+      <w:lvlJc w:val="left"/>
+      <w:pPr>
+        <w:tabs>
+          <w:tab w:val="num" w:pos="6480"/>
+        </w:tabs>
+        <w:ind w:left="6480" w:hanging="360"/>
+      </w:pPr>
+      <w:rPr>
+        <w:rFonts w:ascii="Wingdings" w:hAnsi="Wingdings" w:hint="default"/>
+        <w:sz w:val="20"/>
+      </w:rPr>
+    </w:lvl>
+  </w:abstractNum>
+  <w:abstractNum w:abstractNumId="6" w15:restartNumberingAfterBreak="0">
+    <w:nsid w:val="54157AF4"/>
+    <w:multiLevelType w:val="multilevel"/>
+    <w:tmpl w:val="66FA04D6"/>
+    <w:lvl w:ilvl="0">
+      <w:start w:val="1"/>
+      <w:numFmt w:val="bullet"/>
+      <w:lvlText w:val=""/>
+      <w:lvlJc w:val="left"/>
+      <w:pPr>
+        <w:tabs>
+          <w:tab w:val="num" w:pos="720"/>
+        </w:tabs>
+        <w:ind w:left="720" w:hanging="360"/>
+      </w:pPr>
+      <w:rPr>
+        <w:rFonts w:ascii="Symbol" w:hAnsi="Symbol" w:hint="default"/>
+        <w:sz w:val="20"/>
+      </w:rPr>
+    </w:lvl>
+    <w:lvl w:ilvl="1" w:tentative="1">
+      <w:start w:val="1"/>
+      <w:numFmt w:val="bullet"/>
+      <w:lvlText w:val="o"/>
+      <w:lvlJc w:val="left"/>
+      <w:pPr>
+        <w:tabs>
+          <w:tab w:val="num" w:pos="1440"/>
+        </w:tabs>
+        <w:ind w:left="1440" w:hanging="360"/>
+      </w:pPr>
+      <w:rPr>
+        <w:rFonts w:ascii="Courier New" w:hAnsi="Courier New" w:hint="default"/>
+        <w:sz w:val="20"/>
+      </w:rPr>
+    </w:lvl>
+    <w:lvl w:ilvl="2" w:tentative="1">
+      <w:start w:val="1"/>
+      <w:numFmt w:val="bullet"/>
+      <w:lvlText w:val=""/>
+      <w:lvlJc w:val="left"/>
+      <w:pPr>
+        <w:tabs>
+          <w:tab w:val="num" w:pos="2160"/>
+        </w:tabs>
+        <w:ind w:left="2160" w:hanging="360"/>
+      </w:pPr>
+      <w:rPr>
+        <w:rFonts w:ascii="Wingdings" w:hAnsi="Wingdings" w:hint="default"/>
+        <w:sz w:val="20"/>
+      </w:rPr>
+    </w:lvl>
+    <w:lvl w:ilvl="3" w:tentative="1">
+      <w:start w:val="1"/>
+      <w:numFmt w:val="bullet"/>
+      <w:lvlText w:val=""/>
+      <w:lvlJc w:val="left"/>
+      <w:pPr>
+        <w:tabs>
+          <w:tab w:val="num" w:pos="2880"/>
+        </w:tabs>
+        <w:ind w:left="2880" w:hanging="360"/>
+      </w:pPr>
+      <w:rPr>
+        <w:rFonts w:ascii="Wingdings" w:hAnsi="Wingdings" w:hint="default"/>
+        <w:sz w:val="20"/>
+      </w:rPr>
+    </w:lvl>
+    <w:lvl w:ilvl="4" w:tentative="1">
+      <w:start w:val="1"/>
+      <w:numFmt w:val="bullet"/>
+      <w:lvlText w:val=""/>
+      <w:lvlJc w:val="left"/>
+      <w:pPr>
+        <w:tabs>
+          <w:tab w:val="num" w:pos="3600"/>
+        </w:tabs>
+        <w:ind w:left="3600" w:hanging="360"/>
+      </w:pPr>
+      <w:rPr>
+        <w:rFonts w:ascii="Wingdings" w:hAnsi="Wingdings" w:hint="default"/>
+        <w:sz w:val="20"/>
+      </w:rPr>
+    </w:lvl>
+    <w:lvl w:ilvl="5" w:tentative="1">
+      <w:start w:val="1"/>
+      <w:numFmt w:val="bullet"/>
+      <w:lvlText w:val=""/>
+      <w:lvlJc w:val="left"/>
+      <w:pPr>
+        <w:tabs>
+          <w:tab w:val="num" w:pos="4320"/>
+        </w:tabs>
+        <w:ind w:left="4320" w:hanging="360"/>
+      </w:pPr>
+      <w:rPr>
+        <w:rFonts w:ascii="Wingdings" w:hAnsi="Wingdings" w:hint="default"/>
+        <w:sz w:val="20"/>
+      </w:rPr>
+    </w:lvl>
+    <w:lvl w:ilvl="6" w:tentative="1">
+      <w:start w:val="1"/>
+      <w:numFmt w:val="bullet"/>
+      <w:lvlText w:val=""/>
+      <w:lvlJc w:val="left"/>
+      <w:pPr>
+        <w:tabs>
+          <w:tab w:val="num" w:pos="5040"/>
+        </w:tabs>
+        <w:ind w:left="5040" w:hanging="360"/>
+      </w:pPr>
+      <w:rPr>
+        <w:rFonts w:ascii="Wingdings" w:hAnsi="Wingdings" w:hint="default"/>
+        <w:sz w:val="20"/>
+      </w:rPr>
+    </w:lvl>
+    <w:lvl w:ilvl="7" w:tentative="1">
+      <w:start w:val="1"/>
+      <w:numFmt w:val="bullet"/>
+      <w:lvlText w:val=""/>
+      <w:lvlJc w:val="left"/>
+      <w:pPr>
+        <w:tabs>
+          <w:tab w:val="num" w:pos="5760"/>
+        </w:tabs>
+        <w:ind w:left="5760" w:hanging="360"/>
+      </w:pPr>
+      <w:rPr>
+        <w:rFonts w:ascii="Wingdings" w:hAnsi="Wingdings" w:hint="default"/>
+        <w:sz w:val="20"/>
+      </w:rPr>
+    </w:lvl>
+    <w:lvl w:ilvl="8" w:tentative="1">
+      <w:start w:val="1"/>
+      <w:numFmt w:val="bullet"/>
+      <w:lvlText w:val=""/>
+      <w:lvlJc w:val="left"/>
+      <w:pPr>
+        <w:tabs>
+          <w:tab w:val="num" w:pos="6480"/>
+        </w:tabs>
+        <w:ind w:left="6480" w:hanging="360"/>
+      </w:pPr>
+      <w:rPr>
+        <w:rFonts w:ascii="Wingdings" w:hAnsi="Wingdings" w:hint="default"/>
+        <w:sz w:val="20"/>
+      </w:rPr>
+    </w:lvl>
+  </w:abstractNum>
+  <w:abstractNum w:abstractNumId="7" w15:restartNumberingAfterBreak="0">
+    <w:nsid w:val="5B866EA1"/>
+    <w:multiLevelType w:val="multilevel"/>
+    <w:tmpl w:val="E4DA182E"/>
+    <w:lvl w:ilvl="0">
+      <w:start w:val="1"/>
+      <w:numFmt w:val="bullet"/>
+      <w:lvlText w:val=""/>
+      <w:lvlJc w:val="left"/>
+      <w:pPr>
+        <w:tabs>
+          <w:tab w:val="num" w:pos="720"/>
+        </w:tabs>
+        <w:ind w:left="720" w:hanging="360"/>
+      </w:pPr>
+      <w:rPr>
+        <w:rFonts w:ascii="Symbol" w:hAnsi="Symbol" w:hint="default"/>
+        <w:sz w:val="20"/>
+      </w:rPr>
+    </w:lvl>
+    <w:lvl w:ilvl="1" w:tentative="1">
+      <w:start w:val="1"/>
+      <w:numFmt w:val="bullet"/>
+      <w:lvlText w:val="o"/>
+      <w:lvlJc w:val="left"/>
+      <w:pPr>
+        <w:tabs>
+          <w:tab w:val="num" w:pos="1440"/>
+        </w:tabs>
+        <w:ind w:left="1440" w:hanging="360"/>
+      </w:pPr>
+      <w:rPr>
+        <w:rFonts w:ascii="Courier New" w:hAnsi="Courier New" w:hint="default"/>
+        <w:sz w:val="20"/>
+      </w:rPr>
+    </w:lvl>
+    <w:lvl w:ilvl="2" w:tentative="1">
+      <w:start w:val="1"/>
+      <w:numFmt w:val="bullet"/>
+      <w:lvlText w:val=""/>
+      <w:lvlJc w:val="left"/>
+      <w:pPr>
+        <w:tabs>
+          <w:tab w:val="num" w:pos="2160"/>
+        </w:tabs>
+        <w:ind w:left="2160" w:hanging="360"/>
+      </w:pPr>
+      <w:rPr>
+        <w:rFonts w:ascii="Wingdings" w:hAnsi="Wingdings" w:hint="default"/>
+        <w:sz w:val="20"/>
+      </w:rPr>
+    </w:lvl>
+    <w:lvl w:ilvl="3" w:tentative="1">
+      <w:start w:val="1"/>
+      <w:numFmt w:val="bullet"/>
+      <w:lvlText w:val=""/>
+      <w:lvlJc w:val="left"/>
+      <w:pPr>
+        <w:tabs>
+          <w:tab w:val="num" w:pos="2880"/>
+        </w:tabs>
+        <w:ind w:left="2880" w:hanging="360"/>
+      </w:pPr>
+      <w:rPr>
+        <w:rFonts w:ascii="Wingdings" w:hAnsi="Wingdings" w:hint="default"/>
+        <w:sz w:val="20"/>
+      </w:rPr>
+    </w:lvl>
+    <w:lvl w:ilvl="4" w:tentative="1">
+      <w:start w:val="1"/>
+      <w:numFmt w:val="bullet"/>
+      <w:lvlText w:val=""/>
+      <w:lvlJc w:val="left"/>
+      <w:pPr>
+        <w:tabs>
+          <w:tab w:val="num" w:pos="3600"/>
+        </w:tabs>
+        <w:ind w:left="3600" w:hanging="360"/>
+      </w:pPr>
+      <w:rPr>
+        <w:rFonts w:ascii="Wingdings" w:hAnsi="Wingdings" w:hint="default"/>
+        <w:sz w:val="20"/>
+      </w:rPr>
+    </w:lvl>
+    <w:lvl w:ilvl="5" w:tentative="1">
+      <w:start w:val="1"/>
+      <w:numFmt w:val="bullet"/>
+      <w:lvlText w:val=""/>
+      <w:lvlJc w:val="left"/>
+      <w:pPr>
+        <w:tabs>
+          <w:tab w:val="num" w:pos="4320"/>
+        </w:tabs>
+        <w:ind w:left="4320" w:hanging="360"/>
+      </w:pPr>
+      <w:rPr>
+        <w:rFonts w:ascii="Wingdings" w:hAnsi="Wingdings" w:hint="default"/>
+        <w:sz w:val="20"/>
+      </w:rPr>
+    </w:lvl>
+    <w:lvl w:ilvl="6" w:tentative="1">
+      <w:start w:val="1"/>
+      <w:numFmt w:val="bullet"/>
+      <w:lvlText w:val=""/>
+      <w:lvlJc w:val="left"/>
+      <w:pPr>
+        <w:tabs>
+          <w:tab w:val="num" w:pos="5040"/>
+        </w:tabs>
+        <w:ind w:left="5040" w:hanging="360"/>
+      </w:pPr>
+      <w:rPr>
+        <w:rFonts w:ascii="Wingdings" w:hAnsi="Wingdings" w:hint="default"/>
+        <w:sz w:val="20"/>
+      </w:rPr>
+    </w:lvl>
+    <w:lvl w:ilvl="7" w:tentative="1">
+      <w:start w:val="1"/>
+      <w:numFmt w:val="bullet"/>
+      <w:lvlText w:val=""/>
+      <w:lvlJc w:val="left"/>
+      <w:pPr>
+        <w:tabs>
+          <w:tab w:val="num" w:pos="5760"/>
+        </w:tabs>
+        <w:ind w:left="5760" w:hanging="360"/>
+      </w:pPr>
+      <w:rPr>
+        <w:rFonts w:ascii="Wingdings" w:hAnsi="Wingdings" w:hint="default"/>
+        <w:sz w:val="20"/>
+      </w:rPr>
+    </w:lvl>
+    <w:lvl w:ilvl="8" w:tentative="1">
+      <w:start w:val="1"/>
+      <w:numFmt w:val="bullet"/>
+      <w:lvlText w:val=""/>
+      <w:lvlJc w:val="left"/>
+      <w:pPr>
+        <w:tabs>
+          <w:tab w:val="num" w:pos="6480"/>
+        </w:tabs>
+        <w:ind w:left="6480" w:hanging="360"/>
+      </w:pPr>
+      <w:rPr>
+        <w:rFonts w:ascii="Wingdings" w:hAnsi="Wingdings" w:hint="default"/>
+        <w:sz w:val="20"/>
+      </w:rPr>
+    </w:lvl>
+  </w:abstractNum>
+  <w:abstractNum w:abstractNumId="8" w15:restartNumberingAfterBreak="0">
+    <w:nsid w:val="65177FB9"/>
+    <w:multiLevelType w:val="multilevel"/>
+    <w:tmpl w:val="47ACED22"/>
+    <w:lvl w:ilvl="0">
+      <w:start w:val="1"/>
+      <w:numFmt w:val="bullet"/>
+      <w:lvlText w:val=""/>
+      <w:lvlJc w:val="left"/>
+      <w:pPr>
+        <w:tabs>
+          <w:tab w:val="num" w:pos="720"/>
+        </w:tabs>
+        <w:ind w:left="720" w:hanging="360"/>
+      </w:pPr>
+      <w:rPr>
+        <w:rFonts w:ascii="Symbol" w:hAnsi="Symbol" w:hint="default"/>
+        <w:sz w:val="20"/>
+      </w:rPr>
+    </w:lvl>
+    <w:lvl w:ilvl="1" w:tentative="1">
+      <w:start w:val="1"/>
+      <w:numFmt w:val="bullet"/>
+      <w:lvlText w:val="o"/>
+      <w:lvlJc w:val="left"/>
+      <w:pPr>
+        <w:tabs>
+          <w:tab w:val="num" w:pos="1440"/>
+        </w:tabs>
+        <w:ind w:left="1440" w:hanging="360"/>
+      </w:pPr>
+      <w:rPr>
+        <w:rFonts w:ascii="Courier New" w:hAnsi="Courier New" w:hint="default"/>
+        <w:sz w:val="20"/>
+      </w:rPr>
+    </w:lvl>
+    <w:lvl w:ilvl="2" w:tentative="1">
+      <w:start w:val="1"/>
+      <w:numFmt w:val="bullet"/>
+      <w:lvlText w:val=""/>
+      <w:lvlJc w:val="left"/>
+      <w:pPr>
+        <w:tabs>
+          <w:tab w:val="num" w:pos="2160"/>
+        </w:tabs>
+        <w:ind w:left="2160" w:hanging="360"/>
+      </w:pPr>
+      <w:rPr>
+        <w:rFonts w:ascii="Wingdings" w:hAnsi="Wingdings" w:hint="default"/>
+        <w:sz w:val="20"/>
+      </w:rPr>
+    </w:lvl>
+    <w:lvl w:ilvl="3" w:tentative="1">
+      <w:start w:val="1"/>
+      <w:numFmt w:val="bullet"/>
+      <w:lvlText w:val=""/>
+      <w:lvlJc w:val="left"/>
+      <w:pPr>
+        <w:tabs>
+          <w:tab w:val="num" w:pos="2880"/>
+        </w:tabs>
+        <w:ind w:left="2880" w:hanging="360"/>
+      </w:pPr>
+      <w:rPr>
+        <w:rFonts w:ascii="Wingdings" w:hAnsi="Wingdings" w:hint="default"/>
+        <w:sz w:val="20"/>
+      </w:rPr>
+    </w:lvl>
+    <w:lvl w:ilvl="4" w:tentative="1">
+      <w:start w:val="1"/>
+      <w:numFmt w:val="bullet"/>
+      <w:lvlText w:val=""/>
+      <w:lvlJc w:val="left"/>
+      <w:pPr>
+        <w:tabs>
+          <w:tab w:val="num" w:pos="3600"/>
+        </w:tabs>
+        <w:ind w:left="3600" w:hanging="360"/>
+      </w:pPr>
+      <w:rPr>
+        <w:rFonts w:ascii="Wingdings" w:hAnsi="Wingdings" w:hint="default"/>
+        <w:sz w:val="20"/>
+      </w:rPr>
+    </w:lvl>
+    <w:lvl w:ilvl="5" w:tentative="1">
+      <w:start w:val="1"/>
+      <w:numFmt w:val="bullet"/>
+      <w:lvlText w:val=""/>
+      <w:lvlJc w:val="left"/>
+      <w:pPr>
+        <w:tabs>
+          <w:tab w:val="num" w:pos="4320"/>
+        </w:tabs>
+        <w:ind w:left="4320" w:hanging="360"/>
+      </w:pPr>
+      <w:rPr>
+        <w:rFonts w:ascii="Wingdings" w:hAnsi="Wingdings" w:hint="default"/>
+        <w:sz w:val="20"/>
+      </w:rPr>
+    </w:lvl>
+    <w:lvl w:ilvl="6" w:tentative="1">
+      <w:start w:val="1"/>
+      <w:numFmt w:val="bullet"/>
+      <w:lvlText w:val=""/>
+      <w:lvlJc w:val="left"/>
+      <w:pPr>
+        <w:tabs>
+          <w:tab w:val="num" w:pos="5040"/>
+        </w:tabs>
+        <w:ind w:left="5040" w:hanging="360"/>
+      </w:pPr>
+      <w:rPr>
+        <w:rFonts w:ascii="Wingdings" w:hAnsi="Wingdings" w:hint="default"/>
+        <w:sz w:val="20"/>
+      </w:rPr>
+    </w:lvl>
+    <w:lvl w:ilvl="7" w:tentative="1">
+      <w:start w:val="1"/>
+      <w:numFmt w:val="bullet"/>
+      <w:lvlText w:val=""/>
+      <w:lvlJc w:val="left"/>
+      <w:pPr>
+        <w:tabs>
+          <w:tab w:val="num" w:pos="5760"/>
+        </w:tabs>
+        <w:ind w:left="5760" w:hanging="360"/>
+      </w:pPr>
+      <w:rPr>
+        <w:rFonts w:ascii="Wingdings" w:hAnsi="Wingdings" w:hint="default"/>
+        <w:sz w:val="20"/>
+      </w:rPr>
+    </w:lvl>
+    <w:lvl w:ilvl="8" w:tentative="1">
+      <w:start w:val="1"/>
+      <w:numFmt w:val="bullet"/>
+      <w:lvlText w:val=""/>
+      <w:lvlJc w:val="left"/>
+      <w:pPr>
+        <w:tabs>
+          <w:tab w:val="num" w:pos="6480"/>
+        </w:tabs>
+        <w:ind w:left="6480" w:hanging="360"/>
+      </w:pPr>
+      <w:rPr>
+        <w:rFonts w:ascii="Wingdings" w:hAnsi="Wingdings" w:hint="default"/>
+        <w:sz w:val="20"/>
+      </w:rPr>
+    </w:lvl>
+  </w:abstractNum>
+  <w:abstractNum w:abstractNumId="9" w15:restartNumberingAfterBreak="0">
+    <w:nsid w:val="69066BAE"/>
+    <w:multiLevelType w:val="multilevel"/>
+    <w:tmpl w:val="722A5856"/>
+    <w:lvl w:ilvl="0">
+      <w:start w:val="1"/>
+      <w:numFmt w:val="bullet"/>
+      <w:lvlText w:val=""/>
+      <w:lvlJc w:val="left"/>
+      <w:pPr>
+        <w:tabs>
+          <w:tab w:val="num" w:pos="720"/>
+        </w:tabs>
+        <w:ind w:left="720" w:hanging="360"/>
+      </w:pPr>
+      <w:rPr>
+        <w:rFonts w:ascii="Symbol" w:hAnsi="Symbol" w:hint="default"/>
+        <w:sz w:val="20"/>
+      </w:rPr>
+    </w:lvl>
+    <w:lvl w:ilvl="1" w:tentative="1">
+      <w:start w:val="1"/>
+      <w:numFmt w:val="bullet"/>
+      <w:lvlText w:val="o"/>
+      <w:lvlJc w:val="left"/>
+      <w:pPr>
+        <w:tabs>
+          <w:tab w:val="num" w:pos="1440"/>
+        </w:tabs>
+        <w:ind w:left="1440" w:hanging="360"/>
+      </w:pPr>
+      <w:rPr>
+        <w:rFonts w:ascii="Courier New" w:hAnsi="Courier New" w:hint="default"/>
+        <w:sz w:val="20"/>
+      </w:rPr>
+    </w:lvl>
+    <w:lvl w:ilvl="2" w:tentative="1">
+      <w:start w:val="1"/>
+      <w:numFmt w:val="bullet"/>
+      <w:lvlText w:val=""/>
+      <w:lvlJc w:val="left"/>
+      <w:pPr>
+        <w:tabs>
+          <w:tab w:val="num" w:pos="2160"/>
+        </w:tabs>
+        <w:ind w:left="2160" w:hanging="360"/>
+      </w:pPr>
+      <w:rPr>
+        <w:rFonts w:ascii="Wingdings" w:hAnsi="Wingdings" w:hint="default"/>
+        <w:sz w:val="20"/>
+      </w:rPr>
+    </w:lvl>
+    <w:lvl w:ilvl="3" w:tentative="1">
+      <w:start w:val="1"/>
+      <w:numFmt w:val="bullet"/>
+      <w:lvlText w:val=""/>
+      <w:lvlJc w:val="left"/>
+      <w:pPr>
+        <w:tabs>
+          <w:tab w:val="num" w:pos="2880"/>
+        </w:tabs>
+        <w:ind w:left="2880" w:hanging="360"/>
+      </w:pPr>
+      <w:rPr>
+        <w:rFonts w:ascii="Wingdings" w:hAnsi="Wingdings" w:hint="default"/>
+        <w:sz w:val="20"/>
+      </w:rPr>
+    </w:lvl>
+    <w:lvl w:ilvl="4" w:tentative="1">
+      <w:start w:val="1"/>
+      <w:numFmt w:val="bullet"/>
+      <w:lvlText w:val=""/>
+      <w:lvlJc w:val="left"/>
+      <w:pPr>
+        <w:tabs>
+          <w:tab w:val="num" w:pos="3600"/>
+        </w:tabs>
+        <w:ind w:left="3600" w:hanging="360"/>
+      </w:pPr>
+      <w:rPr>
+        <w:rFonts w:ascii="Wingdings" w:hAnsi="Wingdings" w:hint="default"/>
+        <w:sz w:val="20"/>
+      </w:rPr>
+    </w:lvl>
+    <w:lvl w:ilvl="5" w:tentative="1">
+      <w:start w:val="1"/>
+      <w:numFmt w:val="bullet"/>
+      <w:lvlText w:val=""/>
+      <w:lvlJc w:val="left"/>
+      <w:pPr>
+        <w:tabs>
+          <w:tab w:val="num" w:pos="4320"/>
+        </w:tabs>
+        <w:ind w:left="4320" w:hanging="360"/>
+      </w:pPr>
+      <w:rPr>
+        <w:rFonts w:ascii="Wingdings" w:hAnsi="Wingdings" w:hint="default"/>
+        <w:sz w:val="20"/>
+      </w:rPr>
+    </w:lvl>
+    <w:lvl w:ilvl="6" w:tentative="1">
+      <w:start w:val="1"/>
+      <w:numFmt w:val="bullet"/>
+      <w:lvlText w:val=""/>
+      <w:lvlJc w:val="left"/>
+      <w:pPr>
+        <w:tabs>
+          <w:tab w:val="num" w:pos="5040"/>
+        </w:tabs>
+        <w:ind w:left="5040" w:hanging="360"/>
+      </w:pPr>
+      <w:rPr>
+        <w:rFonts w:ascii="Wingdings" w:hAnsi="Wingdings" w:hint="default"/>
+        <w:sz w:val="20"/>
+      </w:rPr>
+    </w:lvl>
+    <w:lvl w:ilvl="7" w:tentative="1">
+      <w:start w:val="1"/>
+      <w:numFmt w:val="bullet"/>
+      <w:lvlText w:val=""/>
+      <w:lvlJc w:val="left"/>
+      <w:pPr>
+        <w:tabs>
+          <w:tab w:val="num" w:pos="5760"/>
+        </w:tabs>
+        <w:ind w:left="5760" w:hanging="360"/>
+      </w:pPr>
+      <w:rPr>
+        <w:rFonts w:ascii="Wingdings" w:hAnsi="Wingdings" w:hint="default"/>
+        <w:sz w:val="20"/>
+      </w:rPr>
+    </w:lvl>
+    <w:lvl w:ilvl="8" w:tentative="1">
+      <w:start w:val="1"/>
+      <w:numFmt w:val="bullet"/>
+      <w:lvlText w:val=""/>
+      <w:lvlJc w:val="left"/>
+      <w:pPr>
+        <w:tabs>
+          <w:tab w:val="num" w:pos="6480"/>
+        </w:tabs>
+        <w:ind w:left="6480" w:hanging="360"/>
+      </w:pPr>
+      <w:rPr>
+        <w:rFonts w:ascii="Wingdings" w:hAnsi="Wingdings" w:hint="default"/>
+        <w:sz w:val="20"/>
+      </w:rPr>
+    </w:lvl>
+  </w:abstractNum>
+  <w:abstractNum w:abstractNumId="10" w15:restartNumberingAfterBreak="0">
+    <w:nsid w:val="699B2D47"/>
+    <w:multiLevelType w:val="multilevel"/>
+    <w:tmpl w:val="8DAA4112"/>
+    <w:lvl w:ilvl="0">
+      <w:start w:val="1"/>
+      <w:numFmt w:val="bullet"/>
+      <w:lvlText w:val=""/>
+      <w:lvlJc w:val="left"/>
+      <w:pPr>
+        <w:tabs>
+          <w:tab w:val="num" w:pos="720"/>
+        </w:tabs>
+        <w:ind w:left="720" w:hanging="360"/>
+      </w:pPr>
+      <w:rPr>
+        <w:rFonts w:ascii="Symbol" w:hAnsi="Symbol" w:hint="default"/>
+        <w:sz w:val="20"/>
+      </w:rPr>
+    </w:lvl>
+    <w:lvl w:ilvl="1" w:tentative="1">
+      <w:start w:val="1"/>
+      <w:numFmt w:val="bullet"/>
+      <w:lvlText w:val="o"/>
+      <w:lvlJc w:val="left"/>
+      <w:pPr>
+        <w:tabs>
+          <w:tab w:val="num" w:pos="1440"/>
+        </w:tabs>
+        <w:ind w:left="1440" w:hanging="360"/>
+      </w:pPr>
+      <w:rPr>
+        <w:rFonts w:ascii="Courier New" w:hAnsi="Courier New" w:hint="default"/>
+        <w:sz w:val="20"/>
+      </w:rPr>
+    </w:lvl>
+    <w:lvl w:ilvl="2" w:tentative="1">
+      <w:start w:val="1"/>
+      <w:numFmt w:val="bullet"/>
+      <w:lvlText w:val=""/>
+      <w:lvlJc w:val="left"/>
+      <w:pPr>
+        <w:tabs>
+          <w:tab w:val="num" w:pos="2160"/>
+        </w:tabs>
+        <w:ind w:left="2160" w:hanging="360"/>
+      </w:pPr>
+      <w:rPr>
+        <w:rFonts w:ascii="Wingdings" w:hAnsi="Wingdings" w:hint="default"/>
+        <w:sz w:val="20"/>
+      </w:rPr>
+    </w:lvl>
+    <w:lvl w:ilvl="3" w:tentative="1">
+      <w:start w:val="1"/>
+      <w:numFmt w:val="bullet"/>
+      <w:lvlText w:val=""/>
+      <w:lvlJc w:val="left"/>
+      <w:pPr>
+        <w:tabs>
+          <w:tab w:val="num" w:pos="2880"/>
+        </w:tabs>
+        <w:ind w:left="2880" w:hanging="360"/>
+      </w:pPr>
+      <w:rPr>
+        <w:rFonts w:ascii="Wingdings" w:hAnsi="Wingdings" w:hint="default"/>
+        <w:sz w:val="20"/>
+      </w:rPr>
+    </w:lvl>
+    <w:lvl w:ilvl="4" w:tentative="1">
+      <w:start w:val="1"/>
+      <w:numFmt w:val="bullet"/>
+      <w:lvlText w:val=""/>
+      <w:lvlJc w:val="left"/>
+      <w:pPr>
+        <w:tabs>
+          <w:tab w:val="num" w:pos="3600"/>
+        </w:tabs>
+        <w:ind w:left="3600" w:hanging="360"/>
+      </w:pPr>
+      <w:rPr>
+        <w:rFonts w:ascii="Wingdings" w:hAnsi="Wingdings" w:hint="default"/>
+        <w:sz w:val="20"/>
+      </w:rPr>
+    </w:lvl>
+    <w:lvl w:ilvl="5" w:tentative="1">
+      <w:start w:val="1"/>
+      <w:numFmt w:val="bullet"/>
+      <w:lvlText w:val=""/>
+      <w:lvlJc w:val="left"/>
+      <w:pPr>
+        <w:tabs>
+          <w:tab w:val="num" w:pos="4320"/>
+        </w:tabs>
+        <w:ind w:left="4320" w:hanging="360"/>
+      </w:pPr>
+      <w:rPr>
+        <w:rFonts w:ascii="Wingdings" w:hAnsi="Wingdings" w:hint="default"/>
+        <w:sz w:val="20"/>
+      </w:rPr>
+    </w:lvl>
+    <w:lvl w:ilvl="6" w:tentative="1">
+      <w:start w:val="1"/>
+      <w:numFmt w:val="bullet"/>
+      <w:lvlText w:val=""/>
+      <w:lvlJc w:val="left"/>
+      <w:pPr>
+        <w:tabs>
+          <w:tab w:val="num" w:pos="5040"/>
+        </w:tabs>
+        <w:ind w:left="5040" w:hanging="360"/>
+      </w:pPr>
+      <w:rPr>
+        <w:rFonts w:ascii="Wingdings" w:hAnsi="Wingdings" w:hint="default"/>
+        <w:sz w:val="20"/>
+      </w:rPr>
+    </w:lvl>
+    <w:lvl w:ilvl="7" w:tentative="1">
+      <w:start w:val="1"/>
+      <w:numFmt w:val="bullet"/>
+      <w:lvlText w:val=""/>
+      <w:lvlJc w:val="left"/>
+      <w:pPr>
+        <w:tabs>
+          <w:tab w:val="num" w:pos="5760"/>
+        </w:tabs>
+        <w:ind w:left="5760" w:hanging="360"/>
+      </w:pPr>
+      <w:rPr>
+        <w:rFonts w:ascii="Wingdings" w:hAnsi="Wingdings" w:hint="default"/>
+        <w:sz w:val="20"/>
+      </w:rPr>
+    </w:lvl>
+    <w:lvl w:ilvl="8" w:tentative="1">
+      <w:start w:val="1"/>
+      <w:numFmt w:val="bullet"/>
+      <w:lvlText w:val=""/>
+      <w:lvlJc w:val="left"/>
+      <w:pPr>
+        <w:tabs>
+          <w:tab w:val="num" w:pos="6480"/>
+        </w:tabs>
+        <w:ind w:left="6480" w:hanging="360"/>
+      </w:pPr>
+      <w:rPr>
+        <w:rFonts w:ascii="Wingdings" w:hAnsi="Wingdings" w:hint="default"/>
+        <w:sz w:val="20"/>
+      </w:rPr>
+    </w:lvl>
+  </w:abstractNum>
+  <w:abstractNum w:abstractNumId="11" w15:restartNumberingAfterBreak="0">
+    <w:nsid w:val="720A35AA"/>
+    <w:multiLevelType w:val="multilevel"/>
+    <w:tmpl w:val="1396C904"/>
+    <w:lvl w:ilvl="0">
+      <w:start w:val="1"/>
+      <w:numFmt w:val="bullet"/>
+      <w:lvlText w:val=""/>
+      <w:lvlJc w:val="left"/>
+      <w:pPr>
+        <w:tabs>
+          <w:tab w:val="num" w:pos="720"/>
+        </w:tabs>
+        <w:ind w:left="720" w:hanging="360"/>
+      </w:pPr>
+      <w:rPr>
+        <w:rFonts w:ascii="Symbol" w:hAnsi="Symbol" w:hint="default"/>
+        <w:sz w:val="20"/>
+      </w:rPr>
+    </w:lvl>
+    <w:lvl w:ilvl="1" w:tentative="1">
+      <w:start w:val="1"/>
+      <w:numFmt w:val="bullet"/>
+      <w:lvlText w:val="o"/>
+      <w:lvlJc w:val="left"/>
+      <w:pPr>
+        <w:tabs>
+          <w:tab w:val="num" w:pos="1440"/>
+        </w:tabs>
+        <w:ind w:left="1440" w:hanging="360"/>
+      </w:pPr>
+      <w:rPr>
+        <w:rFonts w:ascii="Courier New" w:hAnsi="Courier New" w:hint="default"/>
+        <w:sz w:val="20"/>
+      </w:rPr>
+    </w:lvl>
+    <w:lvl w:ilvl="2" w:tentative="1">
+      <w:start w:val="1"/>
+      <w:numFmt w:val="bullet"/>
+      <w:lvlText w:val=""/>
+      <w:lvlJc w:val="left"/>
+      <w:pPr>
+        <w:tabs>
+          <w:tab w:val="num" w:pos="2160"/>
+        </w:tabs>
+        <w:ind w:left="2160" w:hanging="360"/>
+      </w:pPr>
+      <w:rPr>
+        <w:rFonts w:ascii="Wingdings" w:hAnsi="Wingdings" w:hint="default"/>
+        <w:sz w:val="20"/>
+      </w:rPr>
+    </w:lvl>
+    <w:lvl w:ilvl="3" w:tentative="1">
+      <w:start w:val="1"/>
+      <w:numFmt w:val="bullet"/>
+      <w:lvlText w:val=""/>
+      <w:lvlJc w:val="left"/>
+      <w:pPr>
+        <w:tabs>
+          <w:tab w:val="num" w:pos="2880"/>
+        </w:tabs>
+        <w:ind w:left="2880" w:hanging="360"/>
+      </w:pPr>
+      <w:rPr>
+        <w:rFonts w:ascii="Wingdings" w:hAnsi="Wingdings" w:hint="default"/>
+        <w:sz w:val="20"/>
+      </w:rPr>
+    </w:lvl>
+    <w:lvl w:ilvl="4" w:tentative="1">
+      <w:start w:val="1"/>
+      <w:numFmt w:val="bullet"/>
+      <w:lvlText w:val=""/>
+      <w:lvlJc w:val="left"/>
+      <w:pPr>
+        <w:tabs>
+          <w:tab w:val="num" w:pos="3600"/>
+        </w:tabs>
+        <w:ind w:left="3600" w:hanging="360"/>
+      </w:pPr>
+      <w:rPr>
+        <w:rFonts w:ascii="Wingdings" w:hAnsi="Wingdings" w:hint="default"/>
+        <w:sz w:val="20"/>
+      </w:rPr>
+    </w:lvl>
+    <w:lvl w:ilvl="5" w:tentative="1">
+      <w:start w:val="1"/>
+      <w:numFmt w:val="bullet"/>
+      <w:lvlText w:val=""/>
+      <w:lvlJc w:val="left"/>
+      <w:pPr>
+        <w:tabs>
+          <w:tab w:val="num" w:pos="4320"/>
+        </w:tabs>
+        <w:ind w:left="4320" w:hanging="360"/>
+      </w:pPr>
+      <w:rPr>
+        <w:rFonts w:ascii="Wingdings" w:hAnsi="Wingdings" w:hint="default"/>
+        <w:sz w:val="20"/>
+      </w:rPr>
+    </w:lvl>
+    <w:lvl w:ilvl="6" w:tentative="1">
+      <w:start w:val="1"/>
+      <w:numFmt w:val="bullet"/>
+      <w:lvlText w:val=""/>
+      <w:lvlJc w:val="left"/>
+      <w:pPr>
+        <w:tabs>
+          <w:tab w:val="num" w:pos="5040"/>
+        </w:tabs>
+        <w:ind w:left="5040" w:hanging="360"/>
+      </w:pPr>
+      <w:rPr>
+        <w:rFonts w:ascii="Wingdings" w:hAnsi="Wingdings" w:hint="default"/>
+        <w:sz w:val="20"/>
+      </w:rPr>
+    </w:lvl>
+    <w:lvl w:ilvl="7" w:tentative="1">
+      <w:start w:val="1"/>
+      <w:numFmt w:val="bullet"/>
+      <w:lvlText w:val=""/>
+      <w:lvlJc w:val="left"/>
+      <w:pPr>
+        <w:tabs>
+          <w:tab w:val="num" w:pos="5760"/>
+        </w:tabs>
+        <w:ind w:left="5760" w:hanging="360"/>
+      </w:pPr>
+      <w:rPr>
+        <w:rFonts w:ascii="Wingdings" w:hAnsi="Wingdings" w:hint="default"/>
+        <w:sz w:val="20"/>
+      </w:rPr>
+    </w:lvl>
+    <w:lvl w:ilvl="8" w:tentative="1">
+      <w:start w:val="1"/>
+      <w:numFmt w:val="bullet"/>
+      <w:lvlText w:val=""/>
+      <w:lvlJc w:val="left"/>
+      <w:pPr>
+        <w:tabs>
+          <w:tab w:val="num" w:pos="6480"/>
+        </w:tabs>
+        <w:ind w:left="6480" w:hanging="360"/>
+      </w:pPr>
+      <w:rPr>
+        <w:rFonts w:ascii="Wingdings" w:hAnsi="Wingdings" w:hint="default"/>
+        <w:sz w:val="20"/>
+      </w:rPr>
+    </w:lvl>
+  </w:abstractNum>
   <w:num w:numId="1" w16cid:durableId="1183322165">
+    <w:abstractNumId w:val="1"/>
+  </w:num>
+  <w:num w:numId="2" w16cid:durableId="1630744844">
     <w:abstractNumId w:val="0"/>
+  </w:num>
+  <w:num w:numId="3" w16cid:durableId="1932623098">
+    <w:abstractNumId w:val="7"/>
+  </w:num>
+  <w:num w:numId="4" w16cid:durableId="1285691665">
+    <w:abstractNumId w:val="10"/>
+  </w:num>
+  <w:num w:numId="5" w16cid:durableId="1887527639">
+    <w:abstractNumId w:val="8"/>
+  </w:num>
+  <w:num w:numId="6" w16cid:durableId="765539313">
+    <w:abstractNumId w:val="2"/>
+  </w:num>
+  <w:num w:numId="7" w16cid:durableId="18749695">
+    <w:abstractNumId w:val="6"/>
+  </w:num>
+  <w:num w:numId="8" w16cid:durableId="1522623227">
+    <w:abstractNumId w:val="3"/>
+  </w:num>
+  <w:num w:numId="9" w16cid:durableId="572158140">
+    <w:abstractNumId w:val="11"/>
+  </w:num>
+  <w:num w:numId="10" w16cid:durableId="2086417432">
+    <w:abstractNumId w:val="4"/>
+  </w:num>
+  <w:num w:numId="11" w16cid:durableId="633681115">
+    <w:abstractNumId w:val="5"/>
+  </w:num>
+  <w:num w:numId="12" w16cid:durableId="673731320">
+    <w:abstractNumId w:val="9"/>
   </w:num>
 </w:numbering>
 </file>
@@ -2278,7 +5493,6 @@
   <w:style w:type="character" w:default="1" w:styleId="DefaultParagraphFont">
     <w:name w:val="Default Paragraph Font"/>
     <w:uiPriority w:val="1"/>
-    <w:semiHidden/>
     <w:unhideWhenUsed/>
   </w:style>
   <w:style w:type="table" w:default="1" w:styleId="TableNormal">
